--- a/Hammad_Khan_Sr_Software_Engineer.docx
+++ b/Hammad_Khan_Sr_Software_Engineer.docx
@@ -5,8 +5,18 @@
     <w:p>
       <w:pPr>
         <w:pStyle w:val="Title"/>
-      </w:pPr>
-      <w:r>
+        <w:rPr>
+          <w:b/>
+          <w:bCs/>
+          <w:color w:val="BF4E14" w:themeColor="accent2" w:themeShade="BF"/>
+        </w:rPr>
+      </w:pPr>
+      <w:r>
+        <w:rPr>
+          <w:b/>
+          <w:bCs/>
+          <w:color w:val="BF4E14" w:themeColor="accent2" w:themeShade="BF"/>
+        </w:rPr>
         <w:t>HAMMAD KHAN</w:t>
       </w:r>
     </w:p>
@@ -61,7 +71,7 @@
         </w:rPr>
         <w:t xml:space="preserve">Email: </w:t>
       </w:r>
-      <w:hyperlink r:id="rId4" w:history="1">
+      <w:hyperlink r:id="rId5" w:history="1">
         <w:r>
           <w:rPr>
             <w:rStyle w:val="Hyperlink"/>
@@ -70,7 +80,7 @@
             <w:sz w:val="20"/>
             <w:szCs w:val="20"/>
           </w:rPr>
-          <w:t>mailto:hammadullahkhan@gmail.com</w:t>
+          <w:t>hammadullahkhan@gmail.com</w:t>
         </w:r>
       </w:hyperlink>
       <w:r>
@@ -109,42 +119,6 @@
           <w:szCs w:val="20"/>
         </w:rPr>
         <w:t xml:space="preserve">LinkedIn: </w:t>
-      </w:r>
-      <w:hyperlink r:id="rId5" w:history="1">
-        <w:r>
-          <w:rPr>
-            <w:rStyle w:val="Hyperlink"/>
-            <w:sz w:val="20"/>
-            <w:szCs w:val="20"/>
-          </w:rPr>
-          <w:t>linkedin.com/in/</w:t>
-        </w:r>
-        <w:proofErr w:type="spellStart"/>
-        <w:r>
-          <w:rPr>
-            <w:rStyle w:val="Hyperlink"/>
-            <w:sz w:val="20"/>
-            <w:szCs w:val="20"/>
-          </w:rPr>
-          <w:t>hammadullahkhan</w:t>
-        </w:r>
-        <w:proofErr w:type="spellEnd"/>
-      </w:hyperlink>
-      <w:r>
-        <w:rPr>
-          <w:sz w:val="20"/>
-          <w:szCs w:val="20"/>
-        </w:rPr>
-        <w:t xml:space="preserve"> | </w:t>
-      </w:r>
-      <w:r>
-        <w:rPr>
-          <w:b/>
-          <w:bCs/>
-          <w:sz w:val="20"/>
-          <w:szCs w:val="20"/>
-        </w:rPr>
-        <w:t xml:space="preserve">GitHub: </w:t>
       </w:r>
       <w:hyperlink r:id="rId6" w:history="1">
         <w:r>
@@ -153,35 +127,84 @@
             <w:sz w:val="20"/>
             <w:szCs w:val="20"/>
           </w:rPr>
-          <w:t>github.com/</w:t>
+          <w:t>linkedin.com/in/hammadullahkhan</w:t>
         </w:r>
-        <w:proofErr w:type="spellStart"/>
+      </w:hyperlink>
+      <w:r>
+        <w:rPr>
+          <w:sz w:val="20"/>
+          <w:szCs w:val="20"/>
+        </w:rPr>
+        <w:t xml:space="preserve"> | </w:t>
+      </w:r>
+      <w:r>
+        <w:rPr>
+          <w:b/>
+          <w:bCs/>
+          <w:sz w:val="20"/>
+          <w:szCs w:val="20"/>
+        </w:rPr>
+        <w:t xml:space="preserve">GitHub: </w:t>
+      </w:r>
+      <w:hyperlink r:id="rId7" w:history="1">
         <w:r>
           <w:rPr>
             <w:rStyle w:val="Hyperlink"/>
             <w:sz w:val="20"/>
             <w:szCs w:val="20"/>
           </w:rPr>
-          <w:t>hammadullahkhan</w:t>
+          <w:t>github.com/hammadullahkhan</w:t>
         </w:r>
-        <w:proofErr w:type="spellEnd"/>
       </w:hyperlink>
     </w:p>
     <w:p>
       <w:pPr>
         <w:spacing w:line="240" w:lineRule="auto"/>
-        <w:rPr>
-          <w:b/>
-          <w:bCs/>
-        </w:rPr>
-      </w:pPr>
-    </w:p>
-    <w:p>
-      <w:pPr>
-        <w:spacing w:line="240" w:lineRule="auto"/>
-        <w:rPr>
-          <w:b/>
-          <w:bCs/>
+      </w:pPr>
+      <w:r>
+        <w:rPr>
+          <w:b/>
+          <w:bCs/>
+          <w:sz w:val="20"/>
+          <w:szCs w:val="20"/>
+        </w:rPr>
+        <w:t>Web</w:t>
+      </w:r>
+      <w:r>
+        <w:rPr>
+          <w:b/>
+          <w:bCs/>
+          <w:sz w:val="20"/>
+          <w:szCs w:val="20"/>
+        </w:rPr>
+        <w:t xml:space="preserve">: </w:t>
+      </w:r>
+      <w:r>
+        <w:rPr>
+          <w:rStyle w:val="Hyperlink"/>
+          <w:sz w:val="20"/>
+          <w:szCs w:val="20"/>
+        </w:rPr>
+        <w:t>https://hammadullahkhan.github.io/HammadKhan-Resume/</w:t>
+      </w:r>
+    </w:p>
+    <w:p>
+      <w:pPr>
+        <w:spacing w:line="240" w:lineRule="auto"/>
+        <w:rPr>
+          <w:b/>
+          <w:bCs/>
+          <w:color w:val="E97132" w:themeColor="accent2"/>
+        </w:rPr>
+      </w:pPr>
+    </w:p>
+    <w:p>
+      <w:pPr>
+        <w:spacing w:line="240" w:lineRule="auto"/>
+        <w:rPr>
+          <w:b/>
+          <w:bCs/>
+          <w:color w:val="D86DCB" w:themeColor="accent5" w:themeTint="99"/>
           <w:sz w:val="32"/>
           <w:szCs w:val="32"/>
         </w:rPr>
@@ -190,6 +213,7 @@
         <w:rPr>
           <w:b/>
           <w:bCs/>
+          <w:color w:val="BF4E14" w:themeColor="accent2" w:themeShade="BF"/>
           <w:sz w:val="32"/>
           <w:szCs w:val="32"/>
         </w:rPr>
@@ -201,37 +225,7 @@
         <w:spacing w:line="240" w:lineRule="auto"/>
       </w:pPr>
       <w:r>
-        <w:t>Senior Full-Stack Engineer with 15+ years architecting AI-integrated, cloud-native</w:t>
-      </w:r>
-      <w:r>
-        <w:t xml:space="preserve"> </w:t>
-      </w:r>
-      <w:r>
-        <w:t>applications for Fortune 500 clients including CIBC, Informatica, and Ericsson. Proven</w:t>
-      </w:r>
-      <w:r>
-        <w:t xml:space="preserve"> </w:t>
-      </w:r>
-      <w:r>
-        <w:t>expertise in reducing infrastructure costs by 40%+, improving system performance by 60%+,</w:t>
-      </w:r>
-      <w:r>
-        <w:t xml:space="preserve"> </w:t>
-      </w:r>
-      <w:r>
-        <w:t>and leading distributed teams to deliver scalable solutions serving millions of users.</w:t>
-      </w:r>
-      <w:r>
-        <w:t xml:space="preserve"> </w:t>
-      </w:r>
-      <w:r>
-        <w:t>Specialized in healthcare (HL7/FHIR), fintech, and enterprise SaaS platforms using modern</w:t>
-      </w:r>
-      <w:r>
-        <w:t xml:space="preserve"> </w:t>
-      </w:r>
-      <w:r>
-        <w:t>stacks and AI-powered development tools.</w:t>
+        <w:t>Senior Full-Stack Engineer with 15+ years architecting AI-integrated, cloud-native applications for Fortune 500 clients including CIBC, Informatica, and Ericsson. Proven expertise in reducing infrastructure costs by 40%+, improving system performance by 60%+, and leading distributed teams of 8+ developers to deliver scalable solutions serving millions of users. Successfully mentored 10+ engineers while specializing in healthcare (HL7/FHIR), fintech, and enterprise SaaS platforms using modern stacks and AI-powered development tools.</w:t>
       </w:r>
     </w:p>
     <w:p>
@@ -251,6 +245,7 @@
         <w:rPr>
           <w:b/>
           <w:bCs/>
+          <w:color w:val="BF4E14" w:themeColor="accent2" w:themeShade="BF"/>
           <w:sz w:val="32"/>
           <w:szCs w:val="32"/>
         </w:rPr>
@@ -259,6 +254,7 @@
         <w:rPr>
           <w:b/>
           <w:bCs/>
+          <w:color w:val="BF4E14" w:themeColor="accent2" w:themeShade="BF"/>
           <w:sz w:val="32"/>
           <w:szCs w:val="32"/>
         </w:rPr>
@@ -365,53 +361,21 @@
           <w:sz w:val="20"/>
           <w:szCs w:val="20"/>
         </w:rPr>
-        <w:t xml:space="preserve">Python, Node.js, PHP, Java, Django, </w:t>
-      </w:r>
-      <w:proofErr w:type="spellStart"/>
-      <w:r>
-        <w:rPr>
-          <w:sz w:val="20"/>
-          <w:szCs w:val="20"/>
-        </w:rPr>
-        <w:t>NestJS</w:t>
-      </w:r>
-      <w:proofErr w:type="spellEnd"/>
-      <w:r>
-        <w:rPr>
-          <w:sz w:val="20"/>
-          <w:szCs w:val="20"/>
-        </w:rPr>
-        <w:t>, Next.js, Spring Boot, Laravel, Express,</w:t>
-      </w:r>
-      <w:r>
-        <w:rPr>
-          <w:sz w:val="20"/>
-          <w:szCs w:val="20"/>
-        </w:rPr>
-        <w:t xml:space="preserve"> </w:t>
-      </w:r>
-      <w:r>
-        <w:rPr>
-          <w:sz w:val="20"/>
-          <w:szCs w:val="20"/>
-        </w:rPr>
-        <w:t xml:space="preserve">RESTful APIs, </w:t>
-      </w:r>
-      <w:proofErr w:type="spellStart"/>
-      <w:r>
-        <w:rPr>
-          <w:sz w:val="20"/>
-          <w:szCs w:val="20"/>
-        </w:rPr>
-        <w:t>GraphQL</w:t>
-      </w:r>
-      <w:proofErr w:type="spellEnd"/>
-      <w:r>
-        <w:rPr>
-          <w:sz w:val="20"/>
-          <w:szCs w:val="20"/>
-        </w:rPr>
-        <w:t>, Microservices</w:t>
+        <w:t>Python, Node.js, PHP, Java, Django, NestJS, Next.js, Spring Boot, Laravel, Express,</w:t>
+      </w:r>
+      <w:r>
+        <w:rPr>
+          <w:sz w:val="20"/>
+          <w:szCs w:val="20"/>
+        </w:rPr>
+        <w:t xml:space="preserve"> </w:t>
+      </w:r>
+      <w:r>
+        <w:rPr>
+          <w:sz w:val="20"/>
+          <w:szCs w:val="20"/>
+        </w:rPr>
+        <w:t>RESTful APIs, GraphQL, Microservices</w:t>
       </w:r>
     </w:p>
     <w:p>
@@ -436,23 +400,7 @@
           <w:sz w:val="20"/>
           <w:szCs w:val="20"/>
         </w:rPr>
-        <w:t xml:space="preserve">React, Angular, TypeScript, JavaScript, </w:t>
-      </w:r>
-      <w:proofErr w:type="spellStart"/>
-      <w:r>
-        <w:rPr>
-          <w:sz w:val="20"/>
-          <w:szCs w:val="20"/>
-        </w:rPr>
-        <w:t>RxJS</w:t>
-      </w:r>
-      <w:proofErr w:type="spellEnd"/>
-      <w:r>
-        <w:rPr>
-          <w:sz w:val="20"/>
-          <w:szCs w:val="20"/>
-        </w:rPr>
-        <w:t>, Redux, NGRX, React Native,</w:t>
+        <w:t>React, Angular, TypeScript, JavaScript, RxJS, Redux, NGRX, React Native,</w:t>
       </w:r>
       <w:r>
         <w:rPr>
@@ -594,6 +542,7 @@
         <w:rPr>
           <w:b/>
           <w:bCs/>
+          <w:color w:val="BF4E14" w:themeColor="accent2" w:themeShade="BF"/>
           <w:sz w:val="32"/>
           <w:szCs w:val="32"/>
         </w:rPr>
@@ -602,6 +551,7 @@
         <w:rPr>
           <w:b/>
           <w:bCs/>
+          <w:color w:val="BF4E14" w:themeColor="accent2" w:themeShade="BF"/>
           <w:sz w:val="32"/>
           <w:szCs w:val="32"/>
         </w:rPr>
@@ -610,6 +560,11 @@
     </w:p>
     <w:p>
       <w:pPr>
+        <w:pStyle w:val="ListParagraph"/>
+        <w:numPr>
+          <w:ilvl w:val="0"/>
+          <w:numId w:val="1"/>
+        </w:numPr>
         <w:spacing w:line="240" w:lineRule="auto"/>
         <w:rPr>
           <w:sz w:val="20"/>
@@ -626,6 +581,11 @@
     </w:p>
     <w:p>
       <w:pPr>
+        <w:pStyle w:val="ListParagraph"/>
+        <w:numPr>
+          <w:ilvl w:val="0"/>
+          <w:numId w:val="1"/>
+        </w:numPr>
         <w:spacing w:line="240" w:lineRule="auto"/>
         <w:rPr>
           <w:sz w:val="20"/>
@@ -642,6 +602,11 @@
     </w:p>
     <w:p>
       <w:pPr>
+        <w:pStyle w:val="ListParagraph"/>
+        <w:numPr>
+          <w:ilvl w:val="0"/>
+          <w:numId w:val="1"/>
+        </w:numPr>
         <w:spacing w:line="240" w:lineRule="auto"/>
         <w:rPr>
           <w:sz w:val="20"/>
@@ -658,6 +623,11 @@
     </w:p>
     <w:p>
       <w:pPr>
+        <w:pStyle w:val="ListParagraph"/>
+        <w:numPr>
+          <w:ilvl w:val="0"/>
+          <w:numId w:val="1"/>
+        </w:numPr>
         <w:spacing w:line="240" w:lineRule="auto"/>
         <w:rPr>
           <w:sz w:val="20"/>
@@ -674,70 +644,37 @@
     </w:p>
     <w:p>
       <w:pPr>
-        <w:spacing w:line="240" w:lineRule="auto"/>
-        <w:rPr>
-          <w:sz w:val="20"/>
-          <w:szCs w:val="20"/>
-        </w:rPr>
-      </w:pPr>
-      <w:r>
-        <w:rPr>
-          <w:sz w:val="20"/>
-          <w:szCs w:val="20"/>
-        </w:rPr>
-        <w:t>Consistently delivered projects 20-50% ahead of schedule while maintaining quality</w:t>
-      </w:r>
-      <w:r>
-        <w:rPr>
-          <w:sz w:val="20"/>
-          <w:szCs w:val="20"/>
-        </w:rPr>
-        <w:t xml:space="preserve"> </w:t>
-      </w:r>
-      <w:r>
-        <w:rPr>
-          <w:sz w:val="20"/>
-          <w:szCs w:val="20"/>
-        </w:rPr>
-        <w:t>standards</w:t>
-      </w:r>
-    </w:p>
-    <w:p>
-      <w:pPr>
-        <w:spacing w:line="240" w:lineRule="auto"/>
-      </w:pPr>
-    </w:p>
-    <w:p>
-      <w:pPr>
-        <w:spacing w:line="240" w:lineRule="auto"/>
-      </w:pPr>
-    </w:p>
-    <w:p>
-      <w:pPr>
-        <w:spacing w:line="240" w:lineRule="auto"/>
-      </w:pPr>
-    </w:p>
-    <w:p>
-      <w:pPr>
-        <w:spacing w:line="240" w:lineRule="auto"/>
-      </w:pPr>
-    </w:p>
-    <w:p>
-      <w:pPr>
-        <w:spacing w:line="240" w:lineRule="auto"/>
-      </w:pPr>
-    </w:p>
-    <w:p>
-      <w:pPr>
-        <w:spacing w:line="240" w:lineRule="auto"/>
-      </w:pPr>
-    </w:p>
-    <w:p>
-      <w:pPr>
-        <w:spacing w:line="240" w:lineRule="auto"/>
-        <w:rPr>
-          <w:b/>
-          <w:bCs/>
+        <w:pStyle w:val="ListParagraph"/>
+        <w:numPr>
+          <w:ilvl w:val="0"/>
+          <w:numId w:val="1"/>
+        </w:numPr>
+        <w:spacing w:line="240" w:lineRule="auto"/>
+        <w:rPr>
+          <w:sz w:val="20"/>
+          <w:szCs w:val="20"/>
+        </w:rPr>
+      </w:pPr>
+      <w:r>
+        <w:rPr>
+          <w:sz w:val="20"/>
+          <w:szCs w:val="20"/>
+        </w:rPr>
+        <w:t>Consistently delivered projects 20-50% ahead of schedule while maintaining quality standards</w:t>
+      </w:r>
+    </w:p>
+    <w:p>
+      <w:pPr>
+        <w:spacing w:line="240" w:lineRule="auto"/>
+      </w:pPr>
+    </w:p>
+    <w:p>
+      <w:pPr>
+        <w:spacing w:line="240" w:lineRule="auto"/>
+        <w:rPr>
+          <w:b/>
+          <w:bCs/>
+          <w:color w:val="BF4E14" w:themeColor="accent2" w:themeShade="BF"/>
           <w:sz w:val="32"/>
           <w:szCs w:val="32"/>
         </w:rPr>
@@ -746,9 +683,108 @@
         <w:rPr>
           <w:b/>
           <w:bCs/>
+          <w:color w:val="BF4E14" w:themeColor="accent2" w:themeShade="BF"/>
           <w:sz w:val="32"/>
           <w:szCs w:val="32"/>
         </w:rPr>
+        <w:t>SOFT SKILLS</w:t>
+      </w:r>
+    </w:p>
+    <w:p>
+      <w:pPr>
+        <w:pStyle w:val="ListParagraph"/>
+        <w:numPr>
+          <w:ilvl w:val="0"/>
+          <w:numId w:val="1"/>
+        </w:numPr>
+        <w:spacing w:line="240" w:lineRule="auto"/>
+        <w:rPr>
+          <w:sz w:val="20"/>
+          <w:szCs w:val="20"/>
+        </w:rPr>
+      </w:pPr>
+      <w:r>
+        <w:rPr>
+          <w:sz w:val="20"/>
+          <w:szCs w:val="20"/>
+        </w:rPr>
+        <w:t>Strong leadership and communication skills</w:t>
+      </w:r>
+    </w:p>
+    <w:p>
+      <w:pPr>
+        <w:pStyle w:val="ListParagraph"/>
+        <w:numPr>
+          <w:ilvl w:val="0"/>
+          <w:numId w:val="1"/>
+        </w:numPr>
+        <w:spacing w:line="240" w:lineRule="auto"/>
+        <w:rPr>
+          <w:sz w:val="20"/>
+          <w:szCs w:val="20"/>
+        </w:rPr>
+      </w:pPr>
+      <w:r>
+        <w:rPr>
+          <w:sz w:val="20"/>
+          <w:szCs w:val="20"/>
+        </w:rPr>
+        <w:t>Ability to work independently and with a team, understanding responsibilities and deliverables</w:t>
+      </w:r>
+    </w:p>
+    <w:p>
+      <w:pPr>
+        <w:pStyle w:val="ListParagraph"/>
+        <w:numPr>
+          <w:ilvl w:val="0"/>
+          <w:numId w:val="1"/>
+        </w:numPr>
+        <w:spacing w:line="240" w:lineRule="auto"/>
+        <w:rPr>
+          <w:sz w:val="20"/>
+          <w:szCs w:val="20"/>
+        </w:rPr>
+      </w:pPr>
+      <w:r>
+        <w:rPr>
+          <w:sz w:val="20"/>
+          <w:szCs w:val="20"/>
+        </w:rPr>
+        <w:t xml:space="preserve">Strong </w:t>
+      </w:r>
+      <w:r>
+        <w:rPr>
+          <w:sz w:val="20"/>
+          <w:szCs w:val="20"/>
+        </w:rPr>
+        <w:t>technical report writing and documentation</w:t>
+      </w:r>
+    </w:p>
+    <w:p>
+      <w:pPr>
+        <w:spacing w:line="240" w:lineRule="auto"/>
+      </w:pPr>
+    </w:p>
+    <w:p>
+      <w:pPr>
+        <w:spacing w:line="240" w:lineRule="auto"/>
+        <w:rPr>
+          <w:b/>
+          <w:bCs/>
+          <w:color w:val="BF4E14" w:themeColor="accent2" w:themeShade="BF"/>
+          <w:sz w:val="32"/>
+          <w:szCs w:val="32"/>
+        </w:rPr>
+      </w:pPr>
+      <w:r>
+        <w:rPr>
+          <w:b/>
+          <w:bCs/>
+          <w:color w:val="BF4E14" w:themeColor="accent2" w:themeShade="BF"/>
+          <w:sz w:val="32"/>
+          <w:szCs w:val="32"/>
+        </w:rPr>
+        <w:lastRenderedPageBreak/>
         <w:t>PROFESSIONAL EXPERIENCE</w:t>
       </w:r>
     </w:p>
@@ -1234,6 +1270,13 @@
           <w:sz w:val="20"/>
           <w:szCs w:val="20"/>
         </w:rPr>
+        <w:t>s</w:t>
+      </w:r>
+      <w:r>
+        <w:rPr>
+          <w:sz w:val="20"/>
+          <w:szCs w:val="20"/>
+        </w:rPr>
         <w:t xml:space="preserve"> smoothly</w:t>
       </w:r>
       <w:r>
@@ -1475,23 +1518,7 @@
           <w:sz w:val="20"/>
           <w:szCs w:val="20"/>
         </w:rPr>
-        <w:t xml:space="preserve">Angular 8, TypeScript, </w:t>
-      </w:r>
-      <w:proofErr w:type="spellStart"/>
-      <w:r>
-        <w:rPr>
-          <w:sz w:val="20"/>
-          <w:szCs w:val="20"/>
-        </w:rPr>
-        <w:t>RxJS</w:t>
-      </w:r>
-      <w:proofErr w:type="spellEnd"/>
-      <w:r>
-        <w:rPr>
-          <w:sz w:val="20"/>
-          <w:szCs w:val="20"/>
-        </w:rPr>
-        <w:t>, NGRX, Guidewire, Docker, Karma/Jasmine,</w:t>
+        <w:t>Angular 8, TypeScript, RxJS, NGRX, Guidewire, Docker, Karma/Jasmine,</w:t>
       </w:r>
       <w:r>
         <w:rPr>
@@ -1544,7 +1571,21 @@
           <w:sz w:val="20"/>
           <w:szCs w:val="20"/>
         </w:rPr>
-        <w:t>Engagement platform, reducing data load time by 40% and improving user experience for5,000+ insurance agents</w:t>
+        <w:t>Engagement platform, reducing data load time by 40% and improving user experience for</w:t>
+      </w:r>
+      <w:r>
+        <w:rPr>
+          <w:sz w:val="20"/>
+          <w:szCs w:val="20"/>
+        </w:rPr>
+        <w:t xml:space="preserve"> </w:t>
+      </w:r>
+      <w:r>
+        <w:rPr>
+          <w:sz w:val="20"/>
+          <w:szCs w:val="20"/>
+        </w:rPr>
+        <w:t>5,000+ insurance agents</w:t>
       </w:r>
     </w:p>
     <w:p>
@@ -1699,255 +1740,18 @@
           <w:sz w:val="28"/>
           <w:szCs w:val="28"/>
         </w:rPr>
-        <w:t>Senior Software Engineer (Lead) | CIBC Wealth Management | Toronto, ON | Sep 2018 -May 2019</w:t>
-      </w:r>
-    </w:p>
-    <w:p>
-      <w:pPr>
-        <w:spacing w:line="240" w:lineRule="auto"/>
-        <w:rPr>
-          <w:sz w:val="20"/>
-          <w:szCs w:val="20"/>
-        </w:rPr>
-      </w:pPr>
-      <w:r>
-        <w:rPr>
-          <w:b/>
-          <w:bCs/>
-          <w:sz w:val="20"/>
-          <w:szCs w:val="20"/>
-        </w:rPr>
-        <w:t xml:space="preserve">Technologies: </w:t>
-      </w:r>
-      <w:r>
-        <w:rPr>
-          <w:sz w:val="20"/>
-          <w:szCs w:val="20"/>
-        </w:rPr>
-        <w:t xml:space="preserve">Angular 7, TypeScript, </w:t>
-      </w:r>
-      <w:proofErr w:type="spellStart"/>
-      <w:r>
-        <w:rPr>
-          <w:sz w:val="20"/>
-          <w:szCs w:val="20"/>
-        </w:rPr>
-        <w:t>RxJS</w:t>
-      </w:r>
-      <w:proofErr w:type="spellEnd"/>
-      <w:r>
-        <w:rPr>
-          <w:sz w:val="20"/>
-          <w:szCs w:val="20"/>
-        </w:rPr>
-        <w:t>, NGRX, Karma/Jasmine, Agile/Scrum</w:t>
-      </w:r>
-    </w:p>
-    <w:p>
-      <w:pPr>
-        <w:spacing w:line="240" w:lineRule="auto"/>
-        <w:rPr>
-          <w:sz w:val="20"/>
-          <w:szCs w:val="20"/>
-        </w:rPr>
-      </w:pPr>
-      <w:r>
-        <w:rPr>
-          <w:b/>
-          <w:bCs/>
-          <w:sz w:val="20"/>
-          <w:szCs w:val="20"/>
-        </w:rPr>
-        <w:t xml:space="preserve">Led team of 8 developers </w:t>
-      </w:r>
-      <w:r>
-        <w:rPr>
-          <w:sz w:val="20"/>
-          <w:szCs w:val="20"/>
-        </w:rPr>
-        <w:t>in Agile delivery of 15+ quarterly features for $1.2B wealth</w:t>
-      </w:r>
-      <w:r>
-        <w:rPr>
-          <w:sz w:val="20"/>
-          <w:szCs w:val="20"/>
-        </w:rPr>
-        <w:t xml:space="preserve"> </w:t>
-      </w:r>
-      <w:r>
-        <w:rPr>
-          <w:sz w:val="20"/>
-          <w:szCs w:val="20"/>
-        </w:rPr>
-        <w:t>management platform, consistently beating deadlines by 20% while maintaining zero</w:t>
-      </w:r>
-      <w:r>
-        <w:rPr>
-          <w:sz w:val="20"/>
-          <w:szCs w:val="20"/>
-        </w:rPr>
-        <w:t xml:space="preserve"> </w:t>
-      </w:r>
-      <w:r>
-        <w:rPr>
-          <w:sz w:val="20"/>
-          <w:szCs w:val="20"/>
-        </w:rPr>
-        <w:t>critical production incidents</w:t>
-      </w:r>
-    </w:p>
-    <w:p>
-      <w:pPr>
-        <w:spacing w:line="240" w:lineRule="auto"/>
-        <w:rPr>
-          <w:sz w:val="20"/>
-          <w:szCs w:val="20"/>
-        </w:rPr>
-      </w:pPr>
-      <w:r>
-        <w:rPr>
-          <w:b/>
-          <w:bCs/>
-          <w:sz w:val="20"/>
-          <w:szCs w:val="20"/>
-        </w:rPr>
-        <w:t xml:space="preserve">Delivered </w:t>
-      </w:r>
-      <w:proofErr w:type="gramStart"/>
-      <w:r>
-        <w:rPr>
-          <w:b/>
-          <w:bCs/>
-          <w:sz w:val="20"/>
-          <w:szCs w:val="20"/>
-        </w:rPr>
-        <w:t>high-stakes</w:t>
-      </w:r>
-      <w:proofErr w:type="gramEnd"/>
-      <w:r>
-        <w:rPr>
-          <w:b/>
-          <w:bCs/>
-          <w:sz w:val="20"/>
-          <w:szCs w:val="20"/>
-        </w:rPr>
-        <w:t xml:space="preserve"> features </w:t>
-      </w:r>
-      <w:r>
-        <w:rPr>
-          <w:sz w:val="20"/>
-          <w:szCs w:val="20"/>
-        </w:rPr>
-        <w:t>for client portfolio management, trading interfaces, and</w:t>
-      </w:r>
-      <w:r>
-        <w:rPr>
-          <w:sz w:val="20"/>
-          <w:szCs w:val="20"/>
-        </w:rPr>
-        <w:t xml:space="preserve"> </w:t>
-      </w:r>
-      <w:r>
-        <w:rPr>
-          <w:sz w:val="20"/>
-          <w:szCs w:val="20"/>
-        </w:rPr>
-        <w:t>reporting dashboards serving 100,000+ wealth management clients</w:t>
-      </w:r>
-    </w:p>
-    <w:p>
-      <w:pPr>
-        <w:spacing w:line="240" w:lineRule="auto"/>
-        <w:rPr>
-          <w:sz w:val="20"/>
-          <w:szCs w:val="20"/>
-        </w:rPr>
-      </w:pPr>
-      <w:r>
-        <w:rPr>
-          <w:b/>
-          <w:bCs/>
-          <w:sz w:val="20"/>
-          <w:szCs w:val="20"/>
-        </w:rPr>
-        <w:t xml:space="preserve">Established frontend architecture standards </w:t>
-      </w:r>
-      <w:r>
-        <w:rPr>
-          <w:sz w:val="20"/>
-          <w:szCs w:val="20"/>
-        </w:rPr>
-        <w:t>and reusable component library, reducing</w:t>
-      </w:r>
-      <w:r>
-        <w:rPr>
-          <w:sz w:val="20"/>
-          <w:szCs w:val="20"/>
-        </w:rPr>
-        <w:t xml:space="preserve"> </w:t>
-      </w:r>
-      <w:r>
-        <w:rPr>
-          <w:sz w:val="20"/>
-          <w:szCs w:val="20"/>
-        </w:rPr>
-        <w:t>development time for new features by 30%</w:t>
-      </w:r>
-    </w:p>
-    <w:p>
-      <w:pPr>
-        <w:spacing w:line="240" w:lineRule="auto"/>
-        <w:rPr>
-          <w:sz w:val="20"/>
-          <w:szCs w:val="20"/>
-        </w:rPr>
-      </w:pPr>
-      <w:r>
-        <w:rPr>
-          <w:b/>
-          <w:bCs/>
-          <w:sz w:val="20"/>
-          <w:szCs w:val="20"/>
-        </w:rPr>
-        <w:t xml:space="preserve">Implemented CI/CD pipeline improvements </w:t>
-      </w:r>
-      <w:r>
-        <w:rPr>
-          <w:sz w:val="20"/>
-          <w:szCs w:val="20"/>
-        </w:rPr>
-        <w:t>that reduced deployment time from 2 hours</w:t>
-      </w:r>
-      <w:r>
-        <w:rPr>
-          <w:sz w:val="20"/>
-          <w:szCs w:val="20"/>
-        </w:rPr>
-        <w:t xml:space="preserve"> </w:t>
-      </w:r>
-      <w:r>
-        <w:rPr>
-          <w:sz w:val="20"/>
-          <w:szCs w:val="20"/>
-        </w:rPr>
-        <w:t>to 15 minutes and increased deployment frequency by 3x</w:t>
-      </w:r>
-    </w:p>
-    <w:p>
-      <w:pPr>
-        <w:spacing w:line="240" w:lineRule="auto"/>
-      </w:pPr>
-    </w:p>
-    <w:p>
-      <w:pPr>
-        <w:spacing w:line="240" w:lineRule="auto"/>
+        <w:lastRenderedPageBreak/>
+        <w:t>Senior Software Engineer (Lead) | CIBC Wealth Management | Toronto, ON | Sep 2018 -</w:t>
+      </w:r>
+      <w:r>
         <w:rPr>
           <w:b/>
           <w:bCs/>
           <w:sz w:val="28"/>
           <w:szCs w:val="28"/>
         </w:rPr>
-      </w:pPr>
+        <w:t xml:space="preserve"> </w:t>
+      </w:r>
       <w:r>
         <w:rPr>
           <w:b/>
@@ -1955,7 +1759,7 @@
           <w:sz w:val="28"/>
           <w:szCs w:val="28"/>
         </w:rPr>
-        <w:t>Senior Software Engineer | Ericsson Canada | Mississauga, ON | Jan 2017 - Aug 2018 &amp;May 2015 - Apr 2016</w:t>
+        <w:t>May 2019</w:t>
       </w:r>
     </w:p>
     <w:p>
@@ -1980,240 +1784,195 @@
           <w:sz w:val="20"/>
           <w:szCs w:val="20"/>
         </w:rPr>
-        <w:t>Angular 5, Java Spring Boot, TypeScript, MEAN Stack, SCSS, Microservices,</w:t>
-      </w:r>
-      <w:r>
-        <w:rPr>
-          <w:sz w:val="20"/>
-          <w:szCs w:val="20"/>
-        </w:rPr>
-        <w:t xml:space="preserve"> </w:t>
-      </w:r>
-      <w:r>
-        <w:rPr>
-          <w:sz w:val="20"/>
-          <w:szCs w:val="20"/>
-        </w:rPr>
-        <w:t>REST APIs</w:t>
-      </w:r>
-    </w:p>
-    <w:p>
-      <w:pPr>
-        <w:spacing w:line="240" w:lineRule="auto"/>
-        <w:rPr>
-          <w:sz w:val="20"/>
-          <w:szCs w:val="20"/>
-        </w:rPr>
-      </w:pPr>
-      <w:r>
-        <w:rPr>
-          <w:b/>
-          <w:bCs/>
-          <w:sz w:val="20"/>
-          <w:szCs w:val="20"/>
-        </w:rPr>
-        <w:t xml:space="preserve">Built Standalone ECM application from scratch </w:t>
-      </w:r>
-      <w:r>
-        <w:rPr>
-          <w:sz w:val="20"/>
-          <w:szCs w:val="20"/>
-        </w:rPr>
-        <w:t>using Angular 5 and Java Spring Boot</w:t>
-      </w:r>
-      <w:r>
-        <w:rPr>
-          <w:sz w:val="20"/>
-          <w:szCs w:val="20"/>
-        </w:rPr>
-        <w:t xml:space="preserve"> </w:t>
-      </w:r>
-      <w:r>
-        <w:rPr>
-          <w:sz w:val="20"/>
-          <w:szCs w:val="20"/>
-        </w:rPr>
-        <w:t>microservices architecture, delivering responsive, device-agnostic catalog management</w:t>
-      </w:r>
-      <w:r>
-        <w:rPr>
-          <w:sz w:val="20"/>
-          <w:szCs w:val="20"/>
-        </w:rPr>
-        <w:t xml:space="preserve"> </w:t>
-      </w:r>
-      <w:r>
-        <w:rPr>
-          <w:sz w:val="20"/>
-          <w:szCs w:val="20"/>
-        </w:rPr>
-        <w:t>solution 2 months ahead of schedule</w:t>
-      </w:r>
-    </w:p>
-    <w:p>
-      <w:pPr>
-        <w:spacing w:line="240" w:lineRule="auto"/>
-        <w:rPr>
-          <w:sz w:val="20"/>
-          <w:szCs w:val="20"/>
-        </w:rPr>
-      </w:pPr>
-      <w:r>
-        <w:rPr>
-          <w:b/>
-          <w:bCs/>
-          <w:sz w:val="20"/>
-          <w:szCs w:val="20"/>
-        </w:rPr>
-        <w:t xml:space="preserve">Mentored 5 junior developers </w:t>
-      </w:r>
-      <w:r>
-        <w:rPr>
-          <w:sz w:val="20"/>
-          <w:szCs w:val="20"/>
-        </w:rPr>
-        <w:t>on Angular best practices, TypeScript, and component-driven architecture, improving team velocity by 35%</w:t>
-      </w:r>
-    </w:p>
-    <w:p>
-      <w:pPr>
-        <w:spacing w:line="240" w:lineRule="auto"/>
-        <w:rPr>
-          <w:sz w:val="20"/>
-          <w:szCs w:val="20"/>
-        </w:rPr>
-      </w:pPr>
-      <w:r>
-        <w:rPr>
-          <w:b/>
-          <w:bCs/>
-          <w:sz w:val="20"/>
-          <w:szCs w:val="20"/>
-        </w:rPr>
-        <w:t xml:space="preserve">Engineered Unified Regression Dashboard (URD) </w:t>
-      </w:r>
-      <w:r>
-        <w:rPr>
-          <w:sz w:val="20"/>
-          <w:szCs w:val="20"/>
-        </w:rPr>
-        <w:t>using MEAN stack to replace daily</w:t>
-      </w:r>
-      <w:r>
-        <w:rPr>
-          <w:sz w:val="20"/>
-          <w:szCs w:val="20"/>
-        </w:rPr>
-        <w:t xml:space="preserve"> </w:t>
-      </w:r>
-      <w:r>
-        <w:rPr>
-          <w:sz w:val="20"/>
-          <w:szCs w:val="20"/>
-        </w:rPr>
-        <w:t>email reports, cutting report generation time by 70% and providing real-time test</w:t>
-      </w:r>
-      <w:r>
-        <w:rPr>
-          <w:sz w:val="20"/>
-          <w:szCs w:val="20"/>
-        </w:rPr>
-        <w:t xml:space="preserve"> </w:t>
-      </w:r>
-      <w:r>
-        <w:rPr>
-          <w:sz w:val="20"/>
-          <w:szCs w:val="20"/>
-        </w:rPr>
-        <w:t>execution visibility for 50+ engineering teams</w:t>
-      </w:r>
-    </w:p>
-    <w:p>
-      <w:pPr>
-        <w:spacing w:line="240" w:lineRule="auto"/>
-      </w:pPr>
-      <w:r>
-        <w:rPr>
-          <w:b/>
-          <w:bCs/>
-          <w:sz w:val="20"/>
-          <w:szCs w:val="20"/>
-        </w:rPr>
-        <w:t xml:space="preserve">Resolved 90% of critical defects </w:t>
-      </w:r>
-      <w:r>
-        <w:rPr>
-          <w:sz w:val="20"/>
-          <w:szCs w:val="20"/>
-        </w:rPr>
-        <w:t>in legacy Catalog Manager application, improving</w:t>
-      </w:r>
-      <w:r>
-        <w:rPr>
-          <w:sz w:val="20"/>
-          <w:szCs w:val="20"/>
-        </w:rPr>
-        <w:t xml:space="preserve"> </w:t>
-      </w:r>
-      <w:r>
-        <w:rPr>
-          <w:sz w:val="20"/>
-          <w:szCs w:val="20"/>
-        </w:rPr>
-        <w:t>client satisfaction scores by 40% and reducing escalations</w:t>
-      </w:r>
-    </w:p>
-    <w:p>
-      <w:pPr>
-        <w:spacing w:line="240" w:lineRule="auto"/>
-        <w:rPr>
-          <w:sz w:val="20"/>
-          <w:szCs w:val="20"/>
-        </w:rPr>
-      </w:pPr>
-      <w:r>
-        <w:rPr>
-          <w:b/>
-          <w:bCs/>
-          <w:sz w:val="20"/>
-          <w:szCs w:val="20"/>
-        </w:rPr>
-        <w:t xml:space="preserve">Optimized Unified Workstation (UWS) render performance by 70% </w:t>
-      </w:r>
-      <w:r>
-        <w:rPr>
-          <w:sz w:val="20"/>
-          <w:szCs w:val="20"/>
-        </w:rPr>
-        <w:t>through</w:t>
-      </w:r>
-      <w:r>
-        <w:rPr>
-          <w:sz w:val="20"/>
-          <w:szCs w:val="20"/>
-        </w:rPr>
-        <w:t xml:space="preserve"> </w:t>
-      </w:r>
-      <w:r>
-        <w:rPr>
-          <w:sz w:val="20"/>
-          <w:szCs w:val="20"/>
-        </w:rPr>
-        <w:t>intelligent caching and virtual scrolling implementation for data-driven UI components,</w:t>
-      </w:r>
-      <w:r>
-        <w:rPr>
-          <w:sz w:val="20"/>
-          <w:szCs w:val="20"/>
-        </w:rPr>
-        <w:t xml:space="preserve"> </w:t>
-      </w:r>
-      <w:r>
-        <w:rPr>
-          <w:sz w:val="20"/>
-          <w:szCs w:val="20"/>
-        </w:rPr>
-        <w:t>improving user experience for 10,000+ telecom operators</w:t>
+        <w:t>Angular 7, TypeScript, RxJS, NGRX, Karma/Jasmine, Agile/Scrum</w:t>
+      </w:r>
+    </w:p>
+    <w:p>
+      <w:pPr>
+        <w:spacing w:line="240" w:lineRule="auto"/>
+        <w:rPr>
+          <w:sz w:val="20"/>
+          <w:szCs w:val="20"/>
+        </w:rPr>
+      </w:pPr>
+      <w:r>
+        <w:rPr>
+          <w:b/>
+          <w:bCs/>
+          <w:sz w:val="20"/>
+          <w:szCs w:val="20"/>
+        </w:rPr>
+        <w:t xml:space="preserve">Led team of 8 developers </w:t>
+      </w:r>
+      <w:r>
+        <w:rPr>
+          <w:sz w:val="20"/>
+          <w:szCs w:val="20"/>
+        </w:rPr>
+        <w:t>in Agile delivery of 15+ quarterly features for $1.2B wealth</w:t>
+      </w:r>
+      <w:r>
+        <w:rPr>
+          <w:sz w:val="20"/>
+          <w:szCs w:val="20"/>
+        </w:rPr>
+        <w:t xml:space="preserve"> </w:t>
+      </w:r>
+      <w:r>
+        <w:rPr>
+          <w:sz w:val="20"/>
+          <w:szCs w:val="20"/>
+        </w:rPr>
+        <w:t>management platform, consistently beating deadlines by 20% while maintaining zero</w:t>
+      </w:r>
+      <w:r>
+        <w:rPr>
+          <w:sz w:val="20"/>
+          <w:szCs w:val="20"/>
+        </w:rPr>
+        <w:t xml:space="preserve"> </w:t>
+      </w:r>
+      <w:r>
+        <w:rPr>
+          <w:sz w:val="20"/>
+          <w:szCs w:val="20"/>
+        </w:rPr>
+        <w:t>critical production incidents</w:t>
+      </w:r>
+    </w:p>
+    <w:p>
+      <w:pPr>
+        <w:spacing w:line="240" w:lineRule="auto"/>
+        <w:rPr>
+          <w:sz w:val="20"/>
+          <w:szCs w:val="20"/>
+        </w:rPr>
+      </w:pPr>
+      <w:r>
+        <w:rPr>
+          <w:b/>
+          <w:bCs/>
+          <w:sz w:val="20"/>
+          <w:szCs w:val="20"/>
+        </w:rPr>
+        <w:t xml:space="preserve">Delivered </w:t>
+      </w:r>
+      <w:r>
+        <w:rPr>
+          <w:b/>
+          <w:bCs/>
+          <w:sz w:val="20"/>
+          <w:szCs w:val="20"/>
+        </w:rPr>
+        <w:t>high stakes</w:t>
+      </w:r>
+      <w:r>
+        <w:rPr>
+          <w:b/>
+          <w:bCs/>
+          <w:sz w:val="20"/>
+          <w:szCs w:val="20"/>
+        </w:rPr>
+        <w:t xml:space="preserve"> features </w:t>
+      </w:r>
+      <w:r>
+        <w:rPr>
+          <w:sz w:val="20"/>
+          <w:szCs w:val="20"/>
+        </w:rPr>
+        <w:t>for client portfolio management, trading interfaces, and</w:t>
+      </w:r>
+      <w:r>
+        <w:rPr>
+          <w:sz w:val="20"/>
+          <w:szCs w:val="20"/>
+        </w:rPr>
+        <w:t xml:space="preserve"> </w:t>
+      </w:r>
+      <w:r>
+        <w:rPr>
+          <w:sz w:val="20"/>
+          <w:szCs w:val="20"/>
+        </w:rPr>
+        <w:t>reporting dashboards serving 100,000+ wealth management clients</w:t>
+      </w:r>
+    </w:p>
+    <w:p>
+      <w:pPr>
+        <w:spacing w:line="240" w:lineRule="auto"/>
+        <w:rPr>
+          <w:sz w:val="20"/>
+          <w:szCs w:val="20"/>
+        </w:rPr>
+      </w:pPr>
+      <w:r>
+        <w:rPr>
+          <w:b/>
+          <w:bCs/>
+          <w:sz w:val="20"/>
+          <w:szCs w:val="20"/>
+        </w:rPr>
+        <w:t xml:space="preserve">Established frontend architecture standards </w:t>
+      </w:r>
+      <w:r>
+        <w:rPr>
+          <w:sz w:val="20"/>
+          <w:szCs w:val="20"/>
+        </w:rPr>
+        <w:t>and reusable component library, reducing</w:t>
+      </w:r>
+      <w:r>
+        <w:rPr>
+          <w:sz w:val="20"/>
+          <w:szCs w:val="20"/>
+        </w:rPr>
+        <w:t xml:space="preserve"> </w:t>
+      </w:r>
+      <w:r>
+        <w:rPr>
+          <w:sz w:val="20"/>
+          <w:szCs w:val="20"/>
+        </w:rPr>
+        <w:t>development time for new features by 30%</w:t>
+      </w:r>
+    </w:p>
+    <w:p>
+      <w:pPr>
+        <w:spacing w:line="240" w:lineRule="auto"/>
+        <w:rPr>
+          <w:sz w:val="20"/>
+          <w:szCs w:val="20"/>
+        </w:rPr>
+      </w:pPr>
+      <w:r>
+        <w:rPr>
+          <w:b/>
+          <w:bCs/>
+          <w:sz w:val="20"/>
+          <w:szCs w:val="20"/>
+        </w:rPr>
+        <w:t xml:space="preserve">Implemented CI/CD pipeline improvements </w:t>
+      </w:r>
+      <w:r>
+        <w:rPr>
+          <w:sz w:val="20"/>
+          <w:szCs w:val="20"/>
+        </w:rPr>
+        <w:t>that reduced deployment time from 2 hours</w:t>
+      </w:r>
+      <w:r>
+        <w:rPr>
+          <w:sz w:val="20"/>
+          <w:szCs w:val="20"/>
+        </w:rPr>
+        <w:t xml:space="preserve"> </w:t>
+      </w:r>
+      <w:r>
+        <w:rPr>
+          <w:sz w:val="20"/>
+          <w:szCs w:val="20"/>
+        </w:rPr>
+        <w:t>to 15 minutes and increased deployment frequency by 3x</w:t>
       </w:r>
     </w:p>
     <w:p>
@@ -2238,127 +1997,17 @@
           <w:sz w:val="28"/>
           <w:szCs w:val="28"/>
         </w:rPr>
-        <w:t>Senior Software Engineer | IBM to BMO | Toronto, ON | Sep 2016 - Dec 2016</w:t>
-      </w:r>
-    </w:p>
-    <w:p>
-      <w:pPr>
-        <w:spacing w:line="240" w:lineRule="auto"/>
-        <w:rPr>
-          <w:sz w:val="20"/>
-          <w:szCs w:val="20"/>
-        </w:rPr>
-      </w:pPr>
-      <w:r>
-        <w:rPr>
-          <w:b/>
-          <w:bCs/>
-          <w:sz w:val="20"/>
-          <w:szCs w:val="20"/>
-        </w:rPr>
-        <w:t xml:space="preserve">Technologies: </w:t>
-      </w:r>
-      <w:r>
-        <w:rPr>
-          <w:sz w:val="20"/>
-          <w:szCs w:val="20"/>
-        </w:rPr>
-        <w:t>AngularJS, Java Spring, Microservices, Oracle DB, Jasmine, REST APIs</w:t>
-      </w:r>
-    </w:p>
-    <w:p>
-      <w:pPr>
-        <w:spacing w:line="240" w:lineRule="auto"/>
-        <w:rPr>
-          <w:sz w:val="20"/>
-          <w:szCs w:val="20"/>
-        </w:rPr>
-      </w:pPr>
-      <w:r>
-        <w:rPr>
-          <w:b/>
-          <w:bCs/>
-          <w:sz w:val="20"/>
-          <w:szCs w:val="20"/>
-        </w:rPr>
-        <w:t xml:space="preserve">Engineered online account opening feature </w:t>
-      </w:r>
-      <w:r>
-        <w:rPr>
-          <w:sz w:val="20"/>
-          <w:szCs w:val="20"/>
-        </w:rPr>
-        <w:t>for BMO digital banking platform, reducing</w:t>
-      </w:r>
-      <w:r>
-        <w:rPr>
-          <w:sz w:val="20"/>
-          <w:szCs w:val="20"/>
-        </w:rPr>
-        <w:t xml:space="preserve"> </w:t>
-      </w:r>
-      <w:r>
-        <w:rPr>
-          <w:sz w:val="20"/>
-          <w:szCs w:val="20"/>
-        </w:rPr>
-        <w:t>account setup time by 35% and supporting 50,000+ new account openings monthly</w:t>
-      </w:r>
-    </w:p>
-    <w:p>
-      <w:pPr>
-        <w:spacing w:line="240" w:lineRule="auto"/>
-        <w:rPr>
-          <w:sz w:val="20"/>
-          <w:szCs w:val="20"/>
-        </w:rPr>
-      </w:pPr>
-      <w:r>
-        <w:rPr>
-          <w:b/>
-          <w:bCs/>
-          <w:sz w:val="20"/>
-          <w:szCs w:val="20"/>
-        </w:rPr>
-        <w:t xml:space="preserve">Implemented microservices integration layer </w:t>
-      </w:r>
-      <w:r>
-        <w:rPr>
-          <w:sz w:val="20"/>
-          <w:szCs w:val="20"/>
-        </w:rPr>
-        <w:t>connecting AngularJS frontend to Java</w:t>
-      </w:r>
-      <w:r>
-        <w:rPr>
-          <w:sz w:val="20"/>
-          <w:szCs w:val="20"/>
-        </w:rPr>
-        <w:t xml:space="preserve"> </w:t>
-      </w:r>
-      <w:r>
-        <w:rPr>
-          <w:sz w:val="20"/>
-          <w:szCs w:val="20"/>
-        </w:rPr>
-        <w:t>Spring backend services, improving API response times by 25%</w:t>
-      </w:r>
-    </w:p>
-    <w:p>
-      <w:pPr>
-        <w:spacing w:line="240" w:lineRule="auto"/>
-      </w:pPr>
-    </w:p>
-    <w:p>
-      <w:pPr>
-        <w:spacing w:line="240" w:lineRule="auto"/>
+        <w:t>Senior Software Engineer | Ericsson Canada | Mississauga, ON | Jan 2017 - Aug 2018 &amp;</w:t>
+      </w:r>
+      <w:r>
         <w:rPr>
           <w:b/>
           <w:bCs/>
           <w:sz w:val="28"/>
           <w:szCs w:val="28"/>
         </w:rPr>
-      </w:pPr>
+        <w:t xml:space="preserve"> </w:t>
+      </w:r>
       <w:r>
         <w:rPr>
           <w:b/>
@@ -2366,7 +2015,7 @@
           <w:sz w:val="28"/>
           <w:szCs w:val="28"/>
         </w:rPr>
-        <w:t>Senior Software Engineer | Rogers Communications | Brampton, ON | Apr 2016 - Sep2016</w:t>
+        <w:t>May 2015 - Apr 2016</w:t>
       </w:r>
     </w:p>
     <w:p>
@@ -2391,67 +2040,240 @@
           <w:sz w:val="20"/>
           <w:szCs w:val="20"/>
         </w:rPr>
-        <w:t>TypeScript, AngularJS, Java Spring, Oracle DB, Jenkins, Git</w:t>
-      </w:r>
-    </w:p>
-    <w:p>
-      <w:pPr>
-        <w:spacing w:line="240" w:lineRule="auto"/>
-        <w:rPr>
-          <w:sz w:val="20"/>
-          <w:szCs w:val="20"/>
-        </w:rPr>
-      </w:pPr>
-      <w:r>
-        <w:rPr>
-          <w:b/>
-          <w:bCs/>
-          <w:sz w:val="20"/>
-          <w:szCs w:val="20"/>
-        </w:rPr>
-        <w:t xml:space="preserve">Developed and maintained Self-Serve portal </w:t>
-      </w:r>
-      <w:r>
-        <w:rPr>
-          <w:sz w:val="20"/>
-          <w:szCs w:val="20"/>
-        </w:rPr>
-        <w:t>for Rogers Eclipse platform serving500,000+ monthly users, reducing customer support call volume by 30%</w:t>
-      </w:r>
-    </w:p>
-    <w:p>
-      <w:pPr>
-        <w:spacing w:line="240" w:lineRule="auto"/>
-      </w:pPr>
-      <w:r>
-        <w:rPr>
-          <w:b/>
-          <w:bCs/>
-          <w:sz w:val="20"/>
-          <w:szCs w:val="20"/>
-        </w:rPr>
-        <w:t xml:space="preserve">Implemented automated deployment pipeline </w:t>
-      </w:r>
-      <w:r>
-        <w:rPr>
-          <w:sz w:val="20"/>
-          <w:szCs w:val="20"/>
-        </w:rPr>
-        <w:t>using Jenkins and Git, reducing release</w:t>
-      </w:r>
-      <w:r>
-        <w:rPr>
-          <w:sz w:val="20"/>
-          <w:szCs w:val="20"/>
-        </w:rPr>
-        <w:t xml:space="preserve"> </w:t>
-      </w:r>
-      <w:r>
-        <w:rPr>
-          <w:sz w:val="20"/>
-          <w:szCs w:val="20"/>
-        </w:rPr>
-        <w:t>time from days to hours</w:t>
+        <w:t>Angular 5, Java Spring Boot, TypeScript, MEAN Stack, SCSS, Microservices,</w:t>
+      </w:r>
+      <w:r>
+        <w:rPr>
+          <w:sz w:val="20"/>
+          <w:szCs w:val="20"/>
+        </w:rPr>
+        <w:t xml:space="preserve"> </w:t>
+      </w:r>
+      <w:r>
+        <w:rPr>
+          <w:sz w:val="20"/>
+          <w:szCs w:val="20"/>
+        </w:rPr>
+        <w:t>REST APIs</w:t>
+      </w:r>
+    </w:p>
+    <w:p>
+      <w:pPr>
+        <w:spacing w:line="240" w:lineRule="auto"/>
+        <w:rPr>
+          <w:sz w:val="20"/>
+          <w:szCs w:val="20"/>
+        </w:rPr>
+      </w:pPr>
+      <w:r>
+        <w:rPr>
+          <w:b/>
+          <w:bCs/>
+          <w:sz w:val="20"/>
+          <w:szCs w:val="20"/>
+        </w:rPr>
+        <w:t xml:space="preserve">Built Standalone ECM application from scratch </w:t>
+      </w:r>
+      <w:r>
+        <w:rPr>
+          <w:sz w:val="20"/>
+          <w:szCs w:val="20"/>
+        </w:rPr>
+        <w:t>using Angular 5 and Java Spring Boot</w:t>
+      </w:r>
+      <w:r>
+        <w:rPr>
+          <w:sz w:val="20"/>
+          <w:szCs w:val="20"/>
+        </w:rPr>
+        <w:t xml:space="preserve"> </w:t>
+      </w:r>
+      <w:r>
+        <w:rPr>
+          <w:sz w:val="20"/>
+          <w:szCs w:val="20"/>
+        </w:rPr>
+        <w:t>microservices architecture, delivering responsive, device-agnostic catalog management</w:t>
+      </w:r>
+      <w:r>
+        <w:rPr>
+          <w:sz w:val="20"/>
+          <w:szCs w:val="20"/>
+        </w:rPr>
+        <w:t xml:space="preserve"> </w:t>
+      </w:r>
+      <w:r>
+        <w:rPr>
+          <w:sz w:val="20"/>
+          <w:szCs w:val="20"/>
+        </w:rPr>
+        <w:t>solution 2 months ahead of schedule</w:t>
+      </w:r>
+    </w:p>
+    <w:p>
+      <w:pPr>
+        <w:spacing w:line="240" w:lineRule="auto"/>
+        <w:rPr>
+          <w:sz w:val="20"/>
+          <w:szCs w:val="20"/>
+        </w:rPr>
+      </w:pPr>
+      <w:r>
+        <w:rPr>
+          <w:b/>
+          <w:bCs/>
+          <w:sz w:val="20"/>
+          <w:szCs w:val="20"/>
+        </w:rPr>
+        <w:t xml:space="preserve">Mentored 5 junior developers </w:t>
+      </w:r>
+      <w:r>
+        <w:rPr>
+          <w:sz w:val="20"/>
+          <w:szCs w:val="20"/>
+        </w:rPr>
+        <w:t>on Angular best practices, TypeScript, and component-driven architecture, improving team velocity by 35%</w:t>
+      </w:r>
+    </w:p>
+    <w:p>
+      <w:pPr>
+        <w:spacing w:line="240" w:lineRule="auto"/>
+        <w:rPr>
+          <w:sz w:val="20"/>
+          <w:szCs w:val="20"/>
+        </w:rPr>
+      </w:pPr>
+      <w:r>
+        <w:rPr>
+          <w:b/>
+          <w:bCs/>
+          <w:sz w:val="20"/>
+          <w:szCs w:val="20"/>
+        </w:rPr>
+        <w:t xml:space="preserve">Engineered Unified Regression Dashboard (URD) </w:t>
+      </w:r>
+      <w:r>
+        <w:rPr>
+          <w:sz w:val="20"/>
+          <w:szCs w:val="20"/>
+        </w:rPr>
+        <w:t>using MEAN stack to replace daily</w:t>
+      </w:r>
+      <w:r>
+        <w:rPr>
+          <w:sz w:val="20"/>
+          <w:szCs w:val="20"/>
+        </w:rPr>
+        <w:t xml:space="preserve"> </w:t>
+      </w:r>
+      <w:r>
+        <w:rPr>
+          <w:sz w:val="20"/>
+          <w:szCs w:val="20"/>
+        </w:rPr>
+        <w:t>email reports, cutting report generation time by 70% and providing real-time test</w:t>
+      </w:r>
+      <w:r>
+        <w:rPr>
+          <w:sz w:val="20"/>
+          <w:szCs w:val="20"/>
+        </w:rPr>
+        <w:t xml:space="preserve"> </w:t>
+      </w:r>
+      <w:r>
+        <w:rPr>
+          <w:sz w:val="20"/>
+          <w:szCs w:val="20"/>
+        </w:rPr>
+        <w:t>execution visibility for 50+ engineering teams</w:t>
+      </w:r>
+    </w:p>
+    <w:p>
+      <w:pPr>
+        <w:spacing w:line="240" w:lineRule="auto"/>
+      </w:pPr>
+      <w:r>
+        <w:rPr>
+          <w:b/>
+          <w:bCs/>
+          <w:sz w:val="20"/>
+          <w:szCs w:val="20"/>
+        </w:rPr>
+        <w:t xml:space="preserve">Resolved 90% of critical defects </w:t>
+      </w:r>
+      <w:r>
+        <w:rPr>
+          <w:sz w:val="20"/>
+          <w:szCs w:val="20"/>
+        </w:rPr>
+        <w:t>in legacy Catalog Manager application, improving</w:t>
+      </w:r>
+      <w:r>
+        <w:rPr>
+          <w:sz w:val="20"/>
+          <w:szCs w:val="20"/>
+        </w:rPr>
+        <w:t xml:space="preserve"> </w:t>
+      </w:r>
+      <w:r>
+        <w:rPr>
+          <w:sz w:val="20"/>
+          <w:szCs w:val="20"/>
+        </w:rPr>
+        <w:t>client satisfaction scores by 40% and reducing escalations</w:t>
+      </w:r>
+    </w:p>
+    <w:p>
+      <w:pPr>
+        <w:spacing w:line="240" w:lineRule="auto"/>
+        <w:rPr>
+          <w:sz w:val="20"/>
+          <w:szCs w:val="20"/>
+        </w:rPr>
+      </w:pPr>
+      <w:r>
+        <w:rPr>
+          <w:b/>
+          <w:bCs/>
+          <w:sz w:val="20"/>
+          <w:szCs w:val="20"/>
+        </w:rPr>
+        <w:t xml:space="preserve">Optimized Unified Workstation (UWS) render performance by 70% </w:t>
+      </w:r>
+      <w:r>
+        <w:rPr>
+          <w:sz w:val="20"/>
+          <w:szCs w:val="20"/>
+        </w:rPr>
+        <w:t>through</w:t>
+      </w:r>
+      <w:r>
+        <w:rPr>
+          <w:sz w:val="20"/>
+          <w:szCs w:val="20"/>
+        </w:rPr>
+        <w:t xml:space="preserve"> </w:t>
+      </w:r>
+      <w:r>
+        <w:rPr>
+          <w:sz w:val="20"/>
+          <w:szCs w:val="20"/>
+        </w:rPr>
+        <w:t>intelligent caching and virtual scrolling implementation for data-driven UI components,</w:t>
+      </w:r>
+      <w:r>
+        <w:rPr>
+          <w:sz w:val="20"/>
+          <w:szCs w:val="20"/>
+        </w:rPr>
+        <w:t xml:space="preserve"> </w:t>
+      </w:r>
+      <w:r>
+        <w:rPr>
+          <w:sz w:val="20"/>
+          <w:szCs w:val="20"/>
+        </w:rPr>
+        <w:t>improving user experience for 10,000+ telecom operators</w:t>
       </w:r>
     </w:p>
     <w:p>
@@ -2476,19 +2298,127 @@
           <w:sz w:val="28"/>
           <w:szCs w:val="28"/>
         </w:rPr>
-        <w:t xml:space="preserve">Senior Software Engineer | </w:t>
-      </w:r>
-      <w:proofErr w:type="spellStart"/>
-      <w:r>
+        <w:t>Senior Software Engineer | IBM to BMO | Toronto, ON | Sep 2016 - Dec 2016</w:t>
+      </w:r>
+    </w:p>
+    <w:p>
+      <w:pPr>
+        <w:spacing w:line="240" w:lineRule="auto"/>
+        <w:rPr>
+          <w:sz w:val="20"/>
+          <w:szCs w:val="20"/>
+        </w:rPr>
+      </w:pPr>
+      <w:r>
+        <w:rPr>
+          <w:b/>
+          <w:bCs/>
+          <w:sz w:val="20"/>
+          <w:szCs w:val="20"/>
+        </w:rPr>
+        <w:t xml:space="preserve">Technologies: </w:t>
+      </w:r>
+      <w:r>
+        <w:rPr>
+          <w:sz w:val="20"/>
+          <w:szCs w:val="20"/>
+        </w:rPr>
+        <w:t>AngularJS, Java Spring, Microservices, Oracle DB, Jasmine, REST APIs</w:t>
+      </w:r>
+    </w:p>
+    <w:p>
+      <w:pPr>
+        <w:spacing w:line="240" w:lineRule="auto"/>
+        <w:rPr>
+          <w:sz w:val="20"/>
+          <w:szCs w:val="20"/>
+        </w:rPr>
+      </w:pPr>
+      <w:r>
+        <w:rPr>
+          <w:b/>
+          <w:bCs/>
+          <w:sz w:val="20"/>
+          <w:szCs w:val="20"/>
+        </w:rPr>
+        <w:t xml:space="preserve">Engineered online account opening feature </w:t>
+      </w:r>
+      <w:r>
+        <w:rPr>
+          <w:sz w:val="20"/>
+          <w:szCs w:val="20"/>
+        </w:rPr>
+        <w:t>for BMO digital banking platform, reducing</w:t>
+      </w:r>
+      <w:r>
+        <w:rPr>
+          <w:sz w:val="20"/>
+          <w:szCs w:val="20"/>
+        </w:rPr>
+        <w:t xml:space="preserve"> </w:t>
+      </w:r>
+      <w:r>
+        <w:rPr>
+          <w:sz w:val="20"/>
+          <w:szCs w:val="20"/>
+        </w:rPr>
+        <w:t>account setup time by 35% and supporting 50,000+ new account openings monthly</w:t>
+      </w:r>
+    </w:p>
+    <w:p>
+      <w:pPr>
+        <w:spacing w:line="240" w:lineRule="auto"/>
+        <w:rPr>
+          <w:sz w:val="20"/>
+          <w:szCs w:val="20"/>
+        </w:rPr>
+      </w:pPr>
+      <w:r>
+        <w:rPr>
+          <w:b/>
+          <w:bCs/>
+          <w:sz w:val="20"/>
+          <w:szCs w:val="20"/>
+        </w:rPr>
+        <w:t xml:space="preserve">Implemented microservices integration layer </w:t>
+      </w:r>
+      <w:r>
+        <w:rPr>
+          <w:sz w:val="20"/>
+          <w:szCs w:val="20"/>
+        </w:rPr>
+        <w:t>connecting AngularJS frontend to Java</w:t>
+      </w:r>
+      <w:r>
+        <w:rPr>
+          <w:sz w:val="20"/>
+          <w:szCs w:val="20"/>
+        </w:rPr>
+        <w:t xml:space="preserve"> </w:t>
+      </w:r>
+      <w:r>
+        <w:rPr>
+          <w:sz w:val="20"/>
+          <w:szCs w:val="20"/>
+        </w:rPr>
+        <w:t>Spring backend services, improving API response times by 25%</w:t>
+      </w:r>
+    </w:p>
+    <w:p>
+      <w:pPr>
+        <w:spacing w:line="240" w:lineRule="auto"/>
+      </w:pPr>
+    </w:p>
+    <w:p>
+      <w:pPr>
+        <w:spacing w:line="240" w:lineRule="auto"/>
         <w:rPr>
           <w:b/>
           <w:bCs/>
           <w:sz w:val="28"/>
           <w:szCs w:val="28"/>
         </w:rPr>
-        <w:t>Hubub</w:t>
-      </w:r>
-      <w:proofErr w:type="spellEnd"/>
+      </w:pPr>
       <w:r>
         <w:rPr>
           <w:b/>
@@ -2496,7 +2426,43 @@
           <w:sz w:val="28"/>
           <w:szCs w:val="28"/>
         </w:rPr>
-        <w:t xml:space="preserve"> | Remote, Toronto, ON | Nov 2011 - May 2015</w:t>
+        <w:t xml:space="preserve">Senior Software Engineer | Rogers Communications | Brampton, ON | Apr 2016 </w:t>
+      </w:r>
+      <w:r>
+        <w:rPr>
+          <w:b/>
+          <w:bCs/>
+          <w:sz w:val="28"/>
+          <w:szCs w:val="28"/>
+        </w:rPr>
+        <w:t>–</w:t>
+      </w:r>
+      <w:r>
+        <w:rPr>
+          <w:b/>
+          <w:bCs/>
+          <w:sz w:val="28"/>
+          <w:szCs w:val="28"/>
+        </w:rPr>
+        <w:t xml:space="preserve"> Sep</w:t>
+      </w:r>
+      <w:r>
+        <w:rPr>
+          <w:b/>
+          <w:bCs/>
+          <w:sz w:val="28"/>
+          <w:szCs w:val="28"/>
+        </w:rPr>
+        <w:t xml:space="preserve"> </w:t>
+      </w:r>
+      <w:r>
+        <w:rPr>
+          <w:b/>
+          <w:bCs/>
+          <w:sz w:val="28"/>
+          <w:szCs w:val="28"/>
+        </w:rPr>
+        <w:t>2016</w:t>
       </w:r>
     </w:p>
     <w:p>
@@ -2521,6 +2487,117 @@
           <w:sz w:val="20"/>
           <w:szCs w:val="20"/>
         </w:rPr>
+        <w:t>TypeScript, AngularJS, Java Spring, Oracle DB, Jenkins, Git</w:t>
+      </w:r>
+    </w:p>
+    <w:p>
+      <w:pPr>
+        <w:spacing w:line="240" w:lineRule="auto"/>
+        <w:rPr>
+          <w:sz w:val="20"/>
+          <w:szCs w:val="20"/>
+        </w:rPr>
+      </w:pPr>
+      <w:r>
+        <w:rPr>
+          <w:b/>
+          <w:bCs/>
+          <w:sz w:val="20"/>
+          <w:szCs w:val="20"/>
+        </w:rPr>
+        <w:t xml:space="preserve">Developed and maintained Self-Serve portal </w:t>
+      </w:r>
+      <w:r>
+        <w:rPr>
+          <w:sz w:val="20"/>
+          <w:szCs w:val="20"/>
+        </w:rPr>
+        <w:t>for Rogers Eclipse platform serving500,000+ monthly users, reducing customer support call volume by 30%</w:t>
+      </w:r>
+    </w:p>
+    <w:p>
+      <w:pPr>
+        <w:spacing w:line="240" w:lineRule="auto"/>
+      </w:pPr>
+      <w:r>
+        <w:rPr>
+          <w:b/>
+          <w:bCs/>
+          <w:sz w:val="20"/>
+          <w:szCs w:val="20"/>
+        </w:rPr>
+        <w:t xml:space="preserve">Implemented automated deployment pipeline </w:t>
+      </w:r>
+      <w:r>
+        <w:rPr>
+          <w:sz w:val="20"/>
+          <w:szCs w:val="20"/>
+        </w:rPr>
+        <w:t>using Jenkins and Git, reducing release</w:t>
+      </w:r>
+      <w:r>
+        <w:rPr>
+          <w:sz w:val="20"/>
+          <w:szCs w:val="20"/>
+        </w:rPr>
+        <w:t xml:space="preserve"> </w:t>
+      </w:r>
+      <w:r>
+        <w:rPr>
+          <w:sz w:val="20"/>
+          <w:szCs w:val="20"/>
+        </w:rPr>
+        <w:t>time from days to hours</w:t>
+      </w:r>
+    </w:p>
+    <w:p>
+      <w:pPr>
+        <w:spacing w:line="240" w:lineRule="auto"/>
+      </w:pPr>
+    </w:p>
+    <w:p>
+      <w:pPr>
+        <w:spacing w:line="240" w:lineRule="auto"/>
+        <w:rPr>
+          <w:b/>
+          <w:bCs/>
+          <w:sz w:val="28"/>
+          <w:szCs w:val="28"/>
+        </w:rPr>
+      </w:pPr>
+      <w:r>
+        <w:rPr>
+          <w:b/>
+          <w:bCs/>
+          <w:sz w:val="28"/>
+          <w:szCs w:val="28"/>
+        </w:rPr>
+        <w:lastRenderedPageBreak/>
+        <w:t>Senior Software Engineer | Hubub | Remote, Toronto, ON | Nov 2011 - May 2015</w:t>
+      </w:r>
+    </w:p>
+    <w:p>
+      <w:pPr>
+        <w:spacing w:line="240" w:lineRule="auto"/>
+        <w:rPr>
+          <w:sz w:val="20"/>
+          <w:szCs w:val="20"/>
+        </w:rPr>
+      </w:pPr>
+      <w:r>
+        <w:rPr>
+          <w:b/>
+          <w:bCs/>
+          <w:sz w:val="20"/>
+          <w:szCs w:val="20"/>
+        </w:rPr>
+        <w:t xml:space="preserve">Technologies: </w:t>
+      </w:r>
+      <w:r>
+        <w:rPr>
+          <w:sz w:val="20"/>
+          <w:szCs w:val="20"/>
+        </w:rPr>
         <w:t>PHP, Laravel, AWS (EC2, RDS, S3, DynamoDB, SQS), PostgreSQL, Redis,</w:t>
       </w:r>
       <w:r>
@@ -2530,21 +2607,12 @@
         </w:rPr>
         <w:t xml:space="preserve"> </w:t>
       </w:r>
-      <w:proofErr w:type="spellStart"/>
-      <w:r>
-        <w:rPr>
-          <w:sz w:val="20"/>
-          <w:szCs w:val="20"/>
-        </w:rPr>
-        <w:t>Solr</w:t>
-      </w:r>
-      <w:proofErr w:type="spellEnd"/>
-      <w:r>
-        <w:rPr>
-          <w:sz w:val="20"/>
-          <w:szCs w:val="20"/>
-        </w:rPr>
-        <w:t>, AngularJS</w:t>
+      <w:r>
+        <w:rPr>
+          <w:sz w:val="20"/>
+          <w:szCs w:val="20"/>
+        </w:rPr>
+        <w:t>Solr, AngularJS</w:t>
       </w:r>
     </w:p>
     <w:p>
@@ -2725,20 +2793,35 @@
           <w:sz w:val="20"/>
           <w:szCs w:val="20"/>
         </w:rPr>
-        <w:t>using Redis and Memcached, reducing database load by60% and improving page load times by 50%</w:t>
-      </w:r>
-    </w:p>
-    <w:p>
-      <w:pPr>
-        <w:spacing w:line="240" w:lineRule="auto"/>
-      </w:pPr>
-    </w:p>
-    <w:p>
-      <w:pPr>
-        <w:spacing w:line="240" w:lineRule="auto"/>
-        <w:rPr>
-          <w:b/>
-          <w:bCs/>
+        <w:t>using Redis and Memcached, reducing database load by</w:t>
+      </w:r>
+      <w:r>
+        <w:rPr>
+          <w:sz w:val="20"/>
+          <w:szCs w:val="20"/>
+        </w:rPr>
+        <w:t xml:space="preserve"> </w:t>
+      </w:r>
+      <w:r>
+        <w:rPr>
+          <w:sz w:val="20"/>
+          <w:szCs w:val="20"/>
+        </w:rPr>
+        <w:t>60% and improving page load times by 50%</w:t>
+      </w:r>
+    </w:p>
+    <w:p>
+      <w:pPr>
+        <w:spacing w:line="240" w:lineRule="auto"/>
+      </w:pPr>
+    </w:p>
+    <w:p>
+      <w:pPr>
+        <w:spacing w:line="240" w:lineRule="auto"/>
+        <w:rPr>
+          <w:b/>
+          <w:bCs/>
+          <w:color w:val="BF4E14" w:themeColor="accent2" w:themeShade="BF"/>
           <w:sz w:val="32"/>
           <w:szCs w:val="32"/>
         </w:rPr>
@@ -2747,6 +2830,7 @@
         <w:rPr>
           <w:b/>
           <w:bCs/>
+          <w:color w:val="BF4E14" w:themeColor="accent2" w:themeShade="BF"/>
           <w:sz w:val="32"/>
           <w:szCs w:val="32"/>
         </w:rPr>
@@ -2786,17 +2870,33 @@
           <w:szCs w:val="20"/>
         </w:rPr>
       </w:pPr>
-      <w:proofErr w:type="gramStart"/>
-      <w:r>
-        <w:rPr>
-          <w:b/>
-          <w:bCs/>
-          <w:sz w:val="20"/>
-          <w:szCs w:val="20"/>
-        </w:rPr>
-        <w:t>Bachelor in Information Technology</w:t>
-      </w:r>
-      <w:proofErr w:type="gramEnd"/>
+      <w:r>
+        <w:rPr>
+          <w:b/>
+          <w:bCs/>
+          <w:sz w:val="20"/>
+          <w:szCs w:val="20"/>
+        </w:rPr>
+        <w:t xml:space="preserve">Bachelor </w:t>
+      </w:r>
+      <w:r>
+        <w:rPr>
+          <w:b/>
+          <w:bCs/>
+          <w:sz w:val="20"/>
+          <w:szCs w:val="20"/>
+        </w:rPr>
+        <w:t>of</w:t>
+      </w:r>
+      <w:r>
+        <w:rPr>
+          <w:b/>
+          <w:bCs/>
+          <w:sz w:val="20"/>
+          <w:szCs w:val="20"/>
+        </w:rPr>
+        <w:t xml:space="preserve"> information technology</w:t>
+      </w:r>
       <w:r>
         <w:rPr>
           <w:b/>
@@ -2827,6 +2927,127 @@
     </w:sectPr>
   </w:body>
 </w:document>
+</file>
+
+<file path=word/numbering.xml><?xml version="1.0" encoding="utf-8"?>
+<w:numbering xmlns:wpc="http://schemas.microsoft.com/office/word/2010/wordprocessingCanvas" xmlns:cx="http://schemas.microsoft.com/office/drawing/2014/chartex" xmlns:cx1="http://schemas.microsoft.com/office/drawing/2015/9/8/chartex" xmlns:cx2="http://schemas.microsoft.com/office/drawing/2015/10/21/chartex" xmlns:cx3="http://schemas.microsoft.com/office/drawing/2016/5/9/chartex" xmlns:cx4="http://schemas.microsoft.com/office/drawing/2016/5/10/chartex" xmlns:cx5="http://schemas.microsoft.com/office/drawing/2016/5/11/chartex" xmlns:cx6="http://schemas.microsoft.com/office/drawing/2016/5/12/chartex" xmlns:cx7="http://schemas.microsoft.com/office/drawing/2016/5/13/chartex" xmlns:cx8="http://schemas.microsoft.com/office/drawing/2016/5/14/chartex" xmlns:mc="http://schemas.openxmlformats.org/markup-compatibility/2006" xmlns:aink="http://schemas.microsoft.com/office/drawing/2016/ink" xmlns:am3d="http://schemas.microsoft.com/office/drawing/2017/model3d" xmlns:o="urn:schemas-microsoft-com:office:office" xmlns:oel="http://schemas.microsoft.com/office/2019/extlst" xmlns:r="http://schemas.openxmlformats.org/officeDocument/2006/relationships" xmlns:m="http://schemas.openxmlformats.org/officeDocument/2006/math" xmlns:v="urn:schemas-microsoft-com:vml" xmlns:wp14="http://schemas.microsoft.com/office/word/2010/wordprocessingDrawing" xmlns:wp="http://schemas.openxmlformats.org/drawingml/2006/wordprocessingDrawing" xmlns:w10="urn:schemas-microsoft-com:office:word" xmlns:w="http://schemas.openxmlformats.org/wordprocessingml/2006/main" xmlns:w14="http://schemas.microsoft.com/office/word/2010/wordml" xmlns:w15="http://schemas.microsoft.com/office/word/2012/wordml" xmlns:w16cex="http://schemas.microsoft.com/office/word/2018/wordml/cex" xmlns:w16cid="http://schemas.microsoft.com/office/word/2016/wordml/cid" xmlns:w16="http://schemas.microsoft.com/office/word/2018/wordml" xmlns:w16du="http://schemas.microsoft.com/office/word/2023/wordml/word16du" xmlns:w16sdtdh="http://schemas.microsoft.com/office/word/2020/wordml/sdtdatahash" xmlns:w16sdtfl="http://schemas.microsoft.com/office/word/2024/wordml/sdtformatlock" xmlns:w16se="http://schemas.microsoft.com/office/word/2015/wordml/symex" xmlns:wpg="http://schemas.microsoft.com/office/word/2010/wordprocessingGroup" xmlns:wpi="http://schemas.microsoft.com/office/word/2010/wordprocessingInk" xmlns:wne="http://schemas.microsoft.com/office/word/2006/wordml" xmlns:wps="http://schemas.microsoft.com/office/word/2010/wordprocessingShape" mc:Ignorable="w14 w15 w16se w16cid w16 w16cex w16sdtdh w16sdtfl w16du wp14">
+  <w:abstractNum w:abstractNumId="0" w15:restartNumberingAfterBreak="0">
+    <w:nsid w:val="35646D2C"/>
+    <w:multiLevelType w:val="hybridMultilevel"/>
+    <w:tmpl w:val="FA54290A"/>
+    <w:lvl w:ilvl="0" w:tplc="10090001">
+      <w:start w:val="1"/>
+      <w:numFmt w:val="bullet"/>
+      <w:lvlText w:val=""/>
+      <w:lvlJc w:val="left"/>
+      <w:pPr>
+        <w:ind w:left="360" w:hanging="360"/>
+      </w:pPr>
+      <w:rPr>
+        <w:rFonts w:ascii="Symbol" w:hAnsi="Symbol" w:hint="default"/>
+      </w:rPr>
+    </w:lvl>
+    <w:lvl w:ilvl="1" w:tplc="10090003" w:tentative="1">
+      <w:start w:val="1"/>
+      <w:numFmt w:val="bullet"/>
+      <w:lvlText w:val="o"/>
+      <w:lvlJc w:val="left"/>
+      <w:pPr>
+        <w:ind w:left="1080" w:hanging="360"/>
+      </w:pPr>
+      <w:rPr>
+        <w:rFonts w:ascii="Courier New" w:hAnsi="Courier New" w:cs="Courier New" w:hint="default"/>
+      </w:rPr>
+    </w:lvl>
+    <w:lvl w:ilvl="2" w:tplc="10090005" w:tentative="1">
+      <w:start w:val="1"/>
+      <w:numFmt w:val="bullet"/>
+      <w:lvlText w:val=""/>
+      <w:lvlJc w:val="left"/>
+      <w:pPr>
+        <w:ind w:left="1800" w:hanging="360"/>
+      </w:pPr>
+      <w:rPr>
+        <w:rFonts w:ascii="Wingdings" w:hAnsi="Wingdings" w:hint="default"/>
+      </w:rPr>
+    </w:lvl>
+    <w:lvl w:ilvl="3" w:tplc="10090001" w:tentative="1">
+      <w:start w:val="1"/>
+      <w:numFmt w:val="bullet"/>
+      <w:lvlText w:val=""/>
+      <w:lvlJc w:val="left"/>
+      <w:pPr>
+        <w:ind w:left="2520" w:hanging="360"/>
+      </w:pPr>
+      <w:rPr>
+        <w:rFonts w:ascii="Symbol" w:hAnsi="Symbol" w:hint="default"/>
+      </w:rPr>
+    </w:lvl>
+    <w:lvl w:ilvl="4" w:tplc="10090003" w:tentative="1">
+      <w:start w:val="1"/>
+      <w:numFmt w:val="bullet"/>
+      <w:lvlText w:val="o"/>
+      <w:lvlJc w:val="left"/>
+      <w:pPr>
+        <w:ind w:left="3240" w:hanging="360"/>
+      </w:pPr>
+      <w:rPr>
+        <w:rFonts w:ascii="Courier New" w:hAnsi="Courier New" w:cs="Courier New" w:hint="default"/>
+      </w:rPr>
+    </w:lvl>
+    <w:lvl w:ilvl="5" w:tplc="10090005" w:tentative="1">
+      <w:start w:val="1"/>
+      <w:numFmt w:val="bullet"/>
+      <w:lvlText w:val=""/>
+      <w:lvlJc w:val="left"/>
+      <w:pPr>
+        <w:ind w:left="3960" w:hanging="360"/>
+      </w:pPr>
+      <w:rPr>
+        <w:rFonts w:ascii="Wingdings" w:hAnsi="Wingdings" w:hint="default"/>
+      </w:rPr>
+    </w:lvl>
+    <w:lvl w:ilvl="6" w:tplc="10090001" w:tentative="1">
+      <w:start w:val="1"/>
+      <w:numFmt w:val="bullet"/>
+      <w:lvlText w:val=""/>
+      <w:lvlJc w:val="left"/>
+      <w:pPr>
+        <w:ind w:left="4680" w:hanging="360"/>
+      </w:pPr>
+      <w:rPr>
+        <w:rFonts w:ascii="Symbol" w:hAnsi="Symbol" w:hint="default"/>
+      </w:rPr>
+    </w:lvl>
+    <w:lvl w:ilvl="7" w:tplc="10090003" w:tentative="1">
+      <w:start w:val="1"/>
+      <w:numFmt w:val="bullet"/>
+      <w:lvlText w:val="o"/>
+      <w:lvlJc w:val="left"/>
+      <w:pPr>
+        <w:ind w:left="5400" w:hanging="360"/>
+      </w:pPr>
+      <w:rPr>
+        <w:rFonts w:ascii="Courier New" w:hAnsi="Courier New" w:cs="Courier New" w:hint="default"/>
+      </w:rPr>
+    </w:lvl>
+    <w:lvl w:ilvl="8" w:tplc="10090005" w:tentative="1">
+      <w:start w:val="1"/>
+      <w:numFmt w:val="bullet"/>
+      <w:lvlText w:val=""/>
+      <w:lvlJc w:val="left"/>
+      <w:pPr>
+        <w:ind w:left="6120" w:hanging="360"/>
+      </w:pPr>
+      <w:rPr>
+        <w:rFonts w:ascii="Wingdings" w:hAnsi="Wingdings" w:hint="default"/>
+      </w:rPr>
+    </w:lvl>
+  </w:abstractNum>
+  <w:num w:numId="1" w16cid:durableId="1472752304">
+    <w:abstractNumId w:val="0"/>
+  </w:num>
+</w:numbering>
 </file>
 
 <file path=word/styles.xml><?xml version="1.0" encoding="utf-8"?>

--- a/Hammad_Khan_Sr_Software_Engineer.docx
+++ b/Hammad_Khan_Sr_Software_Engineer.docx
@@ -127,8 +127,18 @@
             <w:sz w:val="20"/>
             <w:szCs w:val="20"/>
           </w:rPr>
-          <w:t>linkedin.com/in/hammadullahkhan</w:t>
+          <w:t>linkedin.com/in/</w:t>
         </w:r>
+        <w:proofErr w:type="spellStart"/>
+        <w:r>
+          <w:rPr>
+            <w:rStyle w:val="Hyperlink"/>
+            <w:sz w:val="20"/>
+            <w:szCs w:val="20"/>
+          </w:rPr>
+          <w:t>hammadullahkhan</w:t>
+        </w:r>
+        <w:proofErr w:type="spellEnd"/>
       </w:hyperlink>
       <w:r>
         <w:rPr>
@@ -153,8 +163,18 @@
             <w:sz w:val="20"/>
             <w:szCs w:val="20"/>
           </w:rPr>
-          <w:t>github.com/hammadullahkhan</w:t>
+          <w:t>github.com/</w:t>
         </w:r>
+        <w:proofErr w:type="spellStart"/>
+        <w:r>
+          <w:rPr>
+            <w:rStyle w:val="Hyperlink"/>
+            <w:sz w:val="20"/>
+            <w:szCs w:val="20"/>
+          </w:rPr>
+          <w:t>hammadullahkhan</w:t>
+        </w:r>
+        <w:proofErr w:type="spellEnd"/>
       </w:hyperlink>
     </w:p>
     <w:p>
@@ -361,21 +381,53 @@
           <w:sz w:val="20"/>
           <w:szCs w:val="20"/>
         </w:rPr>
-        <w:t>Python, Node.js, PHP, Java, Django, NestJS, Next.js, Spring Boot, Laravel, Express,</w:t>
-      </w:r>
-      <w:r>
-        <w:rPr>
-          <w:sz w:val="20"/>
-          <w:szCs w:val="20"/>
-        </w:rPr>
-        <w:t xml:space="preserve"> </w:t>
-      </w:r>
-      <w:r>
-        <w:rPr>
-          <w:sz w:val="20"/>
-          <w:szCs w:val="20"/>
-        </w:rPr>
-        <w:t>RESTful APIs, GraphQL, Microservices</w:t>
+        <w:t xml:space="preserve">Python, Node.js, PHP, Java, Django, </w:t>
+      </w:r>
+      <w:proofErr w:type="spellStart"/>
+      <w:r>
+        <w:rPr>
+          <w:sz w:val="20"/>
+          <w:szCs w:val="20"/>
+        </w:rPr>
+        <w:t>NestJS</w:t>
+      </w:r>
+      <w:proofErr w:type="spellEnd"/>
+      <w:r>
+        <w:rPr>
+          <w:sz w:val="20"/>
+          <w:szCs w:val="20"/>
+        </w:rPr>
+        <w:t>, Next.js, Spring Boot, Laravel, Express,</w:t>
+      </w:r>
+      <w:r>
+        <w:rPr>
+          <w:sz w:val="20"/>
+          <w:szCs w:val="20"/>
+        </w:rPr>
+        <w:t xml:space="preserve"> </w:t>
+      </w:r>
+      <w:r>
+        <w:rPr>
+          <w:sz w:val="20"/>
+          <w:szCs w:val="20"/>
+        </w:rPr>
+        <w:t xml:space="preserve">RESTful APIs, </w:t>
+      </w:r>
+      <w:proofErr w:type="spellStart"/>
+      <w:r>
+        <w:rPr>
+          <w:sz w:val="20"/>
+          <w:szCs w:val="20"/>
+        </w:rPr>
+        <w:t>GraphQL</w:t>
+      </w:r>
+      <w:proofErr w:type="spellEnd"/>
+      <w:r>
+        <w:rPr>
+          <w:sz w:val="20"/>
+          <w:szCs w:val="20"/>
+        </w:rPr>
+        <w:t>, Microservices</w:t>
       </w:r>
     </w:p>
     <w:p>
@@ -400,7 +452,23 @@
           <w:sz w:val="20"/>
           <w:szCs w:val="20"/>
         </w:rPr>
-        <w:t>React, Angular, TypeScript, JavaScript, RxJS, Redux, NGRX, React Native,</w:t>
+        <w:t xml:space="preserve">React, Angular, TypeScript, JavaScript, </w:t>
+      </w:r>
+      <w:proofErr w:type="spellStart"/>
+      <w:r>
+        <w:rPr>
+          <w:sz w:val="20"/>
+          <w:szCs w:val="20"/>
+        </w:rPr>
+        <w:t>RxJS</w:t>
+      </w:r>
+      <w:proofErr w:type="spellEnd"/>
+      <w:r>
+        <w:rPr>
+          <w:sz w:val="20"/>
+          <w:szCs w:val="20"/>
+        </w:rPr>
+        <w:t>, Redux, NGRX, React Native,</w:t>
       </w:r>
       <w:r>
         <w:rPr>
@@ -792,6 +860,7 @@
       <w:pPr>
         <w:spacing w:line="240" w:lineRule="auto"/>
         <w:rPr>
+          <w:color w:val="D86DCB" w:themeColor="accent5" w:themeTint="99"/>
           <w:sz w:val="28"/>
           <w:szCs w:val="28"/>
         </w:rPr>
@@ -800,6 +869,7 @@
         <w:rPr>
           <w:b/>
           <w:bCs/>
+          <w:color w:val="D86DCB" w:themeColor="accent5" w:themeTint="99"/>
           <w:sz w:val="28"/>
           <w:szCs w:val="28"/>
         </w:rPr>
@@ -1174,6 +1244,7 @@
         <w:rPr>
           <w:b/>
           <w:bCs/>
+          <w:color w:val="D86DCB" w:themeColor="accent5" w:themeTint="99"/>
           <w:sz w:val="28"/>
           <w:szCs w:val="28"/>
         </w:rPr>
@@ -1182,6 +1253,7 @@
         <w:rPr>
           <w:b/>
           <w:bCs/>
+          <w:color w:val="D86DCB" w:themeColor="accent5" w:themeTint="99"/>
           <w:sz w:val="28"/>
           <w:szCs w:val="28"/>
         </w:rPr>
@@ -1482,6 +1554,7 @@
         <w:rPr>
           <w:b/>
           <w:bCs/>
+          <w:color w:val="D86DCB" w:themeColor="accent5" w:themeTint="99"/>
           <w:sz w:val="28"/>
           <w:szCs w:val="28"/>
         </w:rPr>
@@ -1490,6 +1563,7 @@
         <w:rPr>
           <w:b/>
           <w:bCs/>
+          <w:color w:val="D86DCB" w:themeColor="accent5" w:themeTint="99"/>
           <w:sz w:val="28"/>
           <w:szCs w:val="28"/>
         </w:rPr>
@@ -1518,7 +1592,23 @@
           <w:sz w:val="20"/>
           <w:szCs w:val="20"/>
         </w:rPr>
-        <w:t>Angular 8, TypeScript, RxJS, NGRX, Guidewire, Docker, Karma/Jasmine,</w:t>
+        <w:t xml:space="preserve">Angular 8, TypeScript, </w:t>
+      </w:r>
+      <w:proofErr w:type="spellStart"/>
+      <w:r>
+        <w:rPr>
+          <w:sz w:val="20"/>
+          <w:szCs w:val="20"/>
+        </w:rPr>
+        <w:t>RxJS</w:t>
+      </w:r>
+      <w:proofErr w:type="spellEnd"/>
+      <w:r>
+        <w:rPr>
+          <w:sz w:val="20"/>
+          <w:szCs w:val="20"/>
+        </w:rPr>
+        <w:t>, NGRX, Guidewire, Docker, Karma/Jasmine,</w:t>
       </w:r>
       <w:r>
         <w:rPr>
@@ -1732,14 +1822,22 @@
     <w:p>
       <w:pPr>
         <w:spacing w:line="240" w:lineRule="auto"/>
-      </w:pPr>
-      <w:r>
-        <w:rPr>
-          <w:b/>
-          <w:bCs/>
+        <w:rPr>
+          <w:b/>
+          <w:bCs/>
+          <w:color w:val="D86DCB" w:themeColor="accent5" w:themeTint="99"/>
           <w:sz w:val="28"/>
           <w:szCs w:val="28"/>
         </w:rPr>
+      </w:pPr>
+      <w:r>
+        <w:rPr>
+          <w:b/>
+          <w:bCs/>
+          <w:color w:val="D86DCB" w:themeColor="accent5" w:themeTint="99"/>
+          <w:sz w:val="28"/>
+          <w:szCs w:val="28"/>
+        </w:rPr>
         <w:lastRenderedPageBreak/>
         <w:t>Senior Software Engineer (Lead) | CIBC Wealth Management | Toronto, ON | Sep 2018 -</w:t>
       </w:r>
@@ -1747,6 +1845,7 @@
         <w:rPr>
           <w:b/>
           <w:bCs/>
+          <w:color w:val="D86DCB" w:themeColor="accent5" w:themeTint="99"/>
           <w:sz w:val="28"/>
           <w:szCs w:val="28"/>
         </w:rPr>
@@ -1756,6 +1855,7 @@
         <w:rPr>
           <w:b/>
           <w:bCs/>
+          <w:color w:val="D86DCB" w:themeColor="accent5" w:themeTint="99"/>
           <w:sz w:val="28"/>
           <w:szCs w:val="28"/>
         </w:rPr>
@@ -1784,7 +1884,23 @@
           <w:sz w:val="20"/>
           <w:szCs w:val="20"/>
         </w:rPr>
-        <w:t>Angular 7, TypeScript, RxJS, NGRX, Karma/Jasmine, Agile/Scrum</w:t>
+        <w:t xml:space="preserve">Angular 7, TypeScript, </w:t>
+      </w:r>
+      <w:proofErr w:type="spellStart"/>
+      <w:r>
+        <w:rPr>
+          <w:sz w:val="20"/>
+          <w:szCs w:val="20"/>
+        </w:rPr>
+        <w:t>RxJS</w:t>
+      </w:r>
+      <w:proofErr w:type="spellEnd"/>
+      <w:r>
+        <w:rPr>
+          <w:sz w:val="20"/>
+          <w:szCs w:val="20"/>
+        </w:rPr>
+        <w:t>, NGRX, Karma/Jasmine, Agile/Scrum</w:t>
       </w:r>
     </w:p>
     <w:p>
@@ -1986,6 +2102,7 @@
         <w:rPr>
           <w:b/>
           <w:bCs/>
+          <w:color w:val="D86DCB" w:themeColor="accent5" w:themeTint="99"/>
           <w:sz w:val="28"/>
           <w:szCs w:val="28"/>
         </w:rPr>
@@ -1994,6 +2111,7 @@
         <w:rPr>
           <w:b/>
           <w:bCs/>
+          <w:color w:val="D86DCB" w:themeColor="accent5" w:themeTint="99"/>
           <w:sz w:val="28"/>
           <w:szCs w:val="28"/>
         </w:rPr>
@@ -2003,6 +2121,7 @@
         <w:rPr>
           <w:b/>
           <w:bCs/>
+          <w:color w:val="D86DCB" w:themeColor="accent5" w:themeTint="99"/>
           <w:sz w:val="28"/>
           <w:szCs w:val="28"/>
         </w:rPr>
@@ -2012,6 +2131,7 @@
         <w:rPr>
           <w:b/>
           <w:bCs/>
+          <w:color w:val="D86DCB" w:themeColor="accent5" w:themeTint="99"/>
           <w:sz w:val="28"/>
           <w:szCs w:val="28"/>
         </w:rPr>
@@ -2295,285 +2415,324 @@
         <w:rPr>
           <w:b/>
           <w:bCs/>
+          <w:color w:val="D86DCB" w:themeColor="accent5" w:themeTint="99"/>
           <w:sz w:val="28"/>
           <w:szCs w:val="28"/>
         </w:rPr>
-        <w:t>Senior Software Engineer | IBM to BMO | Toronto, ON | Sep 2016 - Dec 2016</w:t>
-      </w:r>
-    </w:p>
-    <w:p>
-      <w:pPr>
-        <w:spacing w:line="240" w:lineRule="auto"/>
-        <w:rPr>
-          <w:sz w:val="20"/>
-          <w:szCs w:val="20"/>
-        </w:rPr>
-      </w:pPr>
-      <w:r>
-        <w:rPr>
-          <w:b/>
-          <w:bCs/>
-          <w:sz w:val="20"/>
-          <w:szCs w:val="20"/>
-        </w:rPr>
-        <w:t xml:space="preserve">Technologies: </w:t>
-      </w:r>
-      <w:r>
-        <w:rPr>
-          <w:sz w:val="20"/>
-          <w:szCs w:val="20"/>
-        </w:rPr>
-        <w:t>AngularJS, Java Spring, Microservices, Oracle DB, Jasmine, REST APIs</w:t>
-      </w:r>
-    </w:p>
-    <w:p>
-      <w:pPr>
-        <w:spacing w:line="240" w:lineRule="auto"/>
-        <w:rPr>
-          <w:sz w:val="20"/>
-          <w:szCs w:val="20"/>
-        </w:rPr>
-      </w:pPr>
-      <w:r>
-        <w:rPr>
-          <w:b/>
-          <w:bCs/>
-          <w:sz w:val="20"/>
-          <w:szCs w:val="20"/>
-        </w:rPr>
-        <w:t xml:space="preserve">Engineered online account opening feature </w:t>
-      </w:r>
-      <w:r>
-        <w:rPr>
-          <w:sz w:val="20"/>
-          <w:szCs w:val="20"/>
-        </w:rPr>
-        <w:t>for BMO digital banking platform, reducing</w:t>
-      </w:r>
-      <w:r>
-        <w:rPr>
-          <w:sz w:val="20"/>
-          <w:szCs w:val="20"/>
-        </w:rPr>
-        <w:t xml:space="preserve"> </w:t>
-      </w:r>
-      <w:r>
-        <w:rPr>
-          <w:sz w:val="20"/>
-          <w:szCs w:val="20"/>
-        </w:rPr>
-        <w:t>account setup time by 35% and supporting 50,000+ new account openings monthly</w:t>
-      </w:r>
-    </w:p>
-    <w:p>
-      <w:pPr>
-        <w:spacing w:line="240" w:lineRule="auto"/>
-        <w:rPr>
-          <w:sz w:val="20"/>
-          <w:szCs w:val="20"/>
-        </w:rPr>
-      </w:pPr>
-      <w:r>
-        <w:rPr>
-          <w:b/>
-          <w:bCs/>
-          <w:sz w:val="20"/>
-          <w:szCs w:val="20"/>
-        </w:rPr>
-        <w:t xml:space="preserve">Implemented microservices integration layer </w:t>
-      </w:r>
-      <w:r>
-        <w:rPr>
-          <w:sz w:val="20"/>
-          <w:szCs w:val="20"/>
-        </w:rPr>
-        <w:t>connecting AngularJS frontend to Java</w:t>
-      </w:r>
-      <w:r>
-        <w:rPr>
-          <w:sz w:val="20"/>
-          <w:szCs w:val="20"/>
-        </w:rPr>
-        <w:t xml:space="preserve"> </w:t>
-      </w:r>
-      <w:r>
-        <w:rPr>
-          <w:sz w:val="20"/>
-          <w:szCs w:val="20"/>
-        </w:rPr>
-        <w:t>Spring backend services, improving API response times by 25%</w:t>
-      </w:r>
-    </w:p>
-    <w:p>
-      <w:pPr>
-        <w:spacing w:line="240" w:lineRule="auto"/>
-      </w:pPr>
-    </w:p>
-    <w:p>
-      <w:pPr>
-        <w:spacing w:line="240" w:lineRule="auto"/>
+        <w:t>Senior Software Engineer | IBM to BMO | Toronto, ON | Sep 2016 - Dec 201</w:t>
+      </w:r>
+      <w:r>
         <w:rPr>
           <w:b/>
           <w:bCs/>
           <w:sz w:val="28"/>
           <w:szCs w:val="28"/>
         </w:rPr>
-      </w:pPr>
-      <w:r>
-        <w:rPr>
-          <w:b/>
-          <w:bCs/>
+        <w:t>6</w:t>
+      </w:r>
+    </w:p>
+    <w:p>
+      <w:pPr>
+        <w:spacing w:line="240" w:lineRule="auto"/>
+        <w:rPr>
+          <w:sz w:val="20"/>
+          <w:szCs w:val="20"/>
+        </w:rPr>
+      </w:pPr>
+      <w:r>
+        <w:rPr>
+          <w:b/>
+          <w:bCs/>
+          <w:sz w:val="20"/>
+          <w:szCs w:val="20"/>
+        </w:rPr>
+        <w:t xml:space="preserve">Technologies: </w:t>
+      </w:r>
+      <w:r>
+        <w:rPr>
+          <w:sz w:val="20"/>
+          <w:szCs w:val="20"/>
+        </w:rPr>
+        <w:t>AngularJS, Java Spring, Microservices, Oracle DB, Jasmine, REST APIs</w:t>
+      </w:r>
+    </w:p>
+    <w:p>
+      <w:pPr>
+        <w:spacing w:line="240" w:lineRule="auto"/>
+        <w:rPr>
+          <w:sz w:val="20"/>
+          <w:szCs w:val="20"/>
+        </w:rPr>
+      </w:pPr>
+      <w:r>
+        <w:rPr>
+          <w:b/>
+          <w:bCs/>
+          <w:sz w:val="20"/>
+          <w:szCs w:val="20"/>
+        </w:rPr>
+        <w:t xml:space="preserve">Engineered online account opening feature </w:t>
+      </w:r>
+      <w:r>
+        <w:rPr>
+          <w:sz w:val="20"/>
+          <w:szCs w:val="20"/>
+        </w:rPr>
+        <w:t>for BMO digital banking platform, reducing</w:t>
+      </w:r>
+      <w:r>
+        <w:rPr>
+          <w:sz w:val="20"/>
+          <w:szCs w:val="20"/>
+        </w:rPr>
+        <w:t xml:space="preserve"> </w:t>
+      </w:r>
+      <w:r>
+        <w:rPr>
+          <w:sz w:val="20"/>
+          <w:szCs w:val="20"/>
+        </w:rPr>
+        <w:t>account setup time by 35% and supporting 50,000+ new account openings monthly</w:t>
+      </w:r>
+    </w:p>
+    <w:p>
+      <w:pPr>
+        <w:spacing w:line="240" w:lineRule="auto"/>
+        <w:rPr>
+          <w:sz w:val="20"/>
+          <w:szCs w:val="20"/>
+        </w:rPr>
+      </w:pPr>
+      <w:r>
+        <w:rPr>
+          <w:b/>
+          <w:bCs/>
+          <w:sz w:val="20"/>
+          <w:szCs w:val="20"/>
+        </w:rPr>
+        <w:t xml:space="preserve">Implemented microservices integration layer </w:t>
+      </w:r>
+      <w:r>
+        <w:rPr>
+          <w:sz w:val="20"/>
+          <w:szCs w:val="20"/>
+        </w:rPr>
+        <w:t>connecting AngularJS frontend to Java</w:t>
+      </w:r>
+      <w:r>
+        <w:rPr>
+          <w:sz w:val="20"/>
+          <w:szCs w:val="20"/>
+        </w:rPr>
+        <w:t xml:space="preserve"> </w:t>
+      </w:r>
+      <w:r>
+        <w:rPr>
+          <w:sz w:val="20"/>
+          <w:szCs w:val="20"/>
+        </w:rPr>
+        <w:t>Spring backend services, improving API response times by 25%</w:t>
+      </w:r>
+    </w:p>
+    <w:p>
+      <w:pPr>
+        <w:spacing w:line="240" w:lineRule="auto"/>
+      </w:pPr>
+    </w:p>
+    <w:p>
+      <w:pPr>
+        <w:spacing w:line="240" w:lineRule="auto"/>
+        <w:rPr>
+          <w:b/>
+          <w:bCs/>
+          <w:color w:val="D86DCB" w:themeColor="accent5" w:themeTint="99"/>
           <w:sz w:val="28"/>
           <w:szCs w:val="28"/>
         </w:rPr>
-        <w:t xml:space="preserve">Senior Software Engineer | Rogers Communications | Brampton, ON | Apr 2016 </w:t>
-      </w:r>
-      <w:r>
-        <w:rPr>
-          <w:b/>
-          <w:bCs/>
+      </w:pPr>
+      <w:r>
+        <w:rPr>
+          <w:b/>
+          <w:bCs/>
+          <w:color w:val="D86DCB" w:themeColor="accent5" w:themeTint="99"/>
           <w:sz w:val="28"/>
           <w:szCs w:val="28"/>
         </w:rPr>
-        <w:t>–</w:t>
-      </w:r>
-      <w:r>
-        <w:rPr>
-          <w:b/>
-          <w:bCs/>
+        <w:t xml:space="preserve">Senior Software Engineer | Rogers Communications | Brampton, ON | Apr 2016 </w:t>
+      </w:r>
+      <w:r>
+        <w:rPr>
+          <w:b/>
+          <w:bCs/>
+          <w:color w:val="D86DCB" w:themeColor="accent5" w:themeTint="99"/>
           <w:sz w:val="28"/>
           <w:szCs w:val="28"/>
         </w:rPr>
-        <w:t xml:space="preserve"> Sep</w:t>
-      </w:r>
-      <w:r>
-        <w:rPr>
-          <w:b/>
-          <w:bCs/>
+        <w:t>–</w:t>
+      </w:r>
+      <w:r>
+        <w:rPr>
+          <w:b/>
+          <w:bCs/>
+          <w:color w:val="D86DCB" w:themeColor="accent5" w:themeTint="99"/>
           <w:sz w:val="28"/>
           <w:szCs w:val="28"/>
         </w:rPr>
-        <w:t xml:space="preserve"> </w:t>
-      </w:r>
-      <w:r>
-        <w:rPr>
-          <w:b/>
-          <w:bCs/>
+        <w:t xml:space="preserve"> Sep</w:t>
+      </w:r>
+      <w:r>
+        <w:rPr>
+          <w:b/>
+          <w:bCs/>
+          <w:color w:val="D86DCB" w:themeColor="accent5" w:themeTint="99"/>
           <w:sz w:val="28"/>
           <w:szCs w:val="28"/>
         </w:rPr>
-        <w:t>2016</w:t>
-      </w:r>
-    </w:p>
-    <w:p>
-      <w:pPr>
-        <w:spacing w:line="240" w:lineRule="auto"/>
-        <w:rPr>
-          <w:sz w:val="20"/>
-          <w:szCs w:val="20"/>
-        </w:rPr>
-      </w:pPr>
-      <w:r>
-        <w:rPr>
-          <w:b/>
-          <w:bCs/>
-          <w:sz w:val="20"/>
-          <w:szCs w:val="20"/>
-        </w:rPr>
-        <w:t xml:space="preserve">Technologies: </w:t>
-      </w:r>
-      <w:r>
-        <w:rPr>
-          <w:sz w:val="20"/>
-          <w:szCs w:val="20"/>
-        </w:rPr>
-        <w:t>TypeScript, AngularJS, Java Spring, Oracle DB, Jenkins, Git</w:t>
-      </w:r>
-    </w:p>
-    <w:p>
-      <w:pPr>
-        <w:spacing w:line="240" w:lineRule="auto"/>
-        <w:rPr>
-          <w:sz w:val="20"/>
-          <w:szCs w:val="20"/>
-        </w:rPr>
-      </w:pPr>
-      <w:r>
-        <w:rPr>
-          <w:b/>
-          <w:bCs/>
-          <w:sz w:val="20"/>
-          <w:szCs w:val="20"/>
-        </w:rPr>
-        <w:t xml:space="preserve">Developed and maintained Self-Serve portal </w:t>
-      </w:r>
-      <w:r>
-        <w:rPr>
-          <w:sz w:val="20"/>
-          <w:szCs w:val="20"/>
-        </w:rPr>
-        <w:t>for Rogers Eclipse platform serving500,000+ monthly users, reducing customer support call volume by 30%</w:t>
-      </w:r>
-    </w:p>
-    <w:p>
-      <w:pPr>
-        <w:spacing w:line="240" w:lineRule="auto"/>
-      </w:pPr>
-      <w:r>
-        <w:rPr>
-          <w:b/>
-          <w:bCs/>
-          <w:sz w:val="20"/>
-          <w:szCs w:val="20"/>
-        </w:rPr>
-        <w:t xml:space="preserve">Implemented automated deployment pipeline </w:t>
-      </w:r>
-      <w:r>
-        <w:rPr>
-          <w:sz w:val="20"/>
-          <w:szCs w:val="20"/>
-        </w:rPr>
-        <w:t>using Jenkins and Git, reducing release</w:t>
-      </w:r>
-      <w:r>
-        <w:rPr>
-          <w:sz w:val="20"/>
-          <w:szCs w:val="20"/>
-        </w:rPr>
-        <w:t xml:space="preserve"> </w:t>
-      </w:r>
-      <w:r>
-        <w:rPr>
-          <w:sz w:val="20"/>
-          <w:szCs w:val="20"/>
-        </w:rPr>
-        <w:t>time from days to hours</w:t>
-      </w:r>
-    </w:p>
-    <w:p>
-      <w:pPr>
-        <w:spacing w:line="240" w:lineRule="auto"/>
-      </w:pPr>
-    </w:p>
-    <w:p>
-      <w:pPr>
-        <w:spacing w:line="240" w:lineRule="auto"/>
-        <w:rPr>
-          <w:b/>
-          <w:bCs/>
+        <w:t xml:space="preserve"> </w:t>
+      </w:r>
+      <w:r>
+        <w:rPr>
+          <w:b/>
+          <w:bCs/>
+          <w:color w:val="D86DCB" w:themeColor="accent5" w:themeTint="99"/>
           <w:sz w:val="28"/>
           <w:szCs w:val="28"/>
         </w:rPr>
-      </w:pPr>
-      <w:r>
+        <w:t>2016</w:t>
+      </w:r>
+    </w:p>
+    <w:p>
+      <w:pPr>
+        <w:spacing w:line="240" w:lineRule="auto"/>
+        <w:rPr>
+          <w:sz w:val="20"/>
+          <w:szCs w:val="20"/>
+        </w:rPr>
+      </w:pPr>
+      <w:r>
+        <w:rPr>
+          <w:b/>
+          <w:bCs/>
+          <w:sz w:val="20"/>
+          <w:szCs w:val="20"/>
+        </w:rPr>
+        <w:t xml:space="preserve">Technologies: </w:t>
+      </w:r>
+      <w:r>
+        <w:rPr>
+          <w:sz w:val="20"/>
+          <w:szCs w:val="20"/>
+        </w:rPr>
+        <w:t>TypeScript, AngularJS, Java Spring, Oracle DB, Jenkins, Git</w:t>
+      </w:r>
+    </w:p>
+    <w:p>
+      <w:pPr>
+        <w:spacing w:line="240" w:lineRule="auto"/>
+        <w:rPr>
+          <w:sz w:val="20"/>
+          <w:szCs w:val="20"/>
+        </w:rPr>
+      </w:pPr>
+      <w:r>
+        <w:rPr>
+          <w:b/>
+          <w:bCs/>
+          <w:sz w:val="20"/>
+          <w:szCs w:val="20"/>
+        </w:rPr>
+        <w:t xml:space="preserve">Developed and maintained Self-Serve portal </w:t>
+      </w:r>
+      <w:r>
+        <w:rPr>
+          <w:sz w:val="20"/>
+          <w:szCs w:val="20"/>
+        </w:rPr>
+        <w:t>for Rogers Eclipse platform serving500,000+ monthly users, reducing customer support call volume by 30%</w:t>
+      </w:r>
+    </w:p>
+    <w:p>
+      <w:pPr>
+        <w:spacing w:line="240" w:lineRule="auto"/>
+      </w:pPr>
+      <w:r>
+        <w:rPr>
+          <w:b/>
+          <w:bCs/>
+          <w:sz w:val="20"/>
+          <w:szCs w:val="20"/>
+        </w:rPr>
+        <w:t xml:space="preserve">Implemented automated deployment pipeline </w:t>
+      </w:r>
+      <w:r>
+        <w:rPr>
+          <w:sz w:val="20"/>
+          <w:szCs w:val="20"/>
+        </w:rPr>
+        <w:t>using Jenkins and Git, reducing release</w:t>
+      </w:r>
+      <w:r>
+        <w:rPr>
+          <w:sz w:val="20"/>
+          <w:szCs w:val="20"/>
+        </w:rPr>
+        <w:t xml:space="preserve"> </w:t>
+      </w:r>
+      <w:r>
+        <w:rPr>
+          <w:sz w:val="20"/>
+          <w:szCs w:val="20"/>
+        </w:rPr>
+        <w:t>time from days to hours</w:t>
+      </w:r>
+    </w:p>
+    <w:p>
+      <w:pPr>
+        <w:spacing w:line="240" w:lineRule="auto"/>
+      </w:pPr>
+    </w:p>
+    <w:p>
+      <w:pPr>
+        <w:spacing w:line="240" w:lineRule="auto"/>
         <w:rPr>
           <w:b/>
           <w:bCs/>
           <w:sz w:val="28"/>
           <w:szCs w:val="28"/>
         </w:rPr>
+      </w:pPr>
+      <w:r>
+        <w:rPr>
+          <w:b/>
+          <w:bCs/>
+          <w:color w:val="D86DCB" w:themeColor="accent5" w:themeTint="99"/>
+          <w:sz w:val="28"/>
+          <w:szCs w:val="28"/>
+        </w:rPr>
         <w:lastRenderedPageBreak/>
-        <w:t>Senior Software Engineer | Hubub | Remote, Toronto, ON | Nov 2011 - May 2015</w:t>
+        <w:t xml:space="preserve">Senior Software Engineer | </w:t>
+      </w:r>
+      <w:proofErr w:type="spellStart"/>
+      <w:r>
+        <w:rPr>
+          <w:b/>
+          <w:bCs/>
+          <w:color w:val="D86DCB" w:themeColor="accent5" w:themeTint="99"/>
+          <w:sz w:val="28"/>
+          <w:szCs w:val="28"/>
+        </w:rPr>
+        <w:t>Hubub</w:t>
+      </w:r>
+      <w:proofErr w:type="spellEnd"/>
+      <w:r>
+        <w:rPr>
+          <w:b/>
+          <w:bCs/>
+          <w:color w:val="D86DCB" w:themeColor="accent5" w:themeTint="99"/>
+          <w:sz w:val="28"/>
+          <w:szCs w:val="28"/>
+        </w:rPr>
+        <w:t xml:space="preserve"> | Remote, Toronto, ON | Nov 2011 - May 2015</w:t>
       </w:r>
     </w:p>
     <w:p>
@@ -2607,12 +2766,21 @@
         </w:rPr>
         <w:t xml:space="preserve"> </w:t>
       </w:r>
-      <w:r>
-        <w:rPr>
-          <w:sz w:val="20"/>
-          <w:szCs w:val="20"/>
-        </w:rPr>
-        <w:t>Solr, AngularJS</w:t>
+      <w:proofErr w:type="spellStart"/>
+      <w:r>
+        <w:rPr>
+          <w:sz w:val="20"/>
+          <w:szCs w:val="20"/>
+        </w:rPr>
+        <w:t>Solr</w:t>
+      </w:r>
+      <w:proofErr w:type="spellEnd"/>
+      <w:r>
+        <w:rPr>
+          <w:sz w:val="20"/>
+          <w:szCs w:val="20"/>
+        </w:rPr>
+        <w:t>, AngularJS</w:t>
       </w:r>
     </w:p>
     <w:p>
@@ -3653,6 +3821,7 @@
   <w:style w:type="character" w:default="1" w:styleId="DefaultParagraphFont">
     <w:name w:val="Default Paragraph Font"/>
     <w:uiPriority w:val="1"/>
+    <w:semiHidden/>
     <w:unhideWhenUsed/>
   </w:style>
   <w:style w:type="table" w:default="1" w:styleId="TableNormal">
